--- a/Kep/Dokumentacio.docx
+++ b/Kep/Dokumentacio.docx
@@ -64,6 +64,7 @@
     </w:p>
     <w:p>
       <w:pPr>
+        <w:jc w:val="center"/>
         <w:rPr>
           <w:b/>
           <w:bCs/>
@@ -71,6 +72,25 @@
           <w:szCs w:val="32"/>
         </w:rPr>
       </w:pPr>
+      <w:r>
+        <w:rPr>
+          <w:b/>
+          <w:bCs/>
+          <w:sz w:val="32"/>
+          <w:szCs w:val="32"/>
+        </w:rPr>
+        <w:t>Konzulens: Albert István</w:t>
+      </w:r>
+    </w:p>
+    <w:p>
+      <w:pPr>
+        <w:rPr>
+          <w:b/>
+          <w:bCs/>
+          <w:sz w:val="32"/>
+          <w:szCs w:val="32"/>
+        </w:rPr>
+      </w:pPr>
     </w:p>
     <w:p>
       <w:pPr>
@@ -104,7 +124,23 @@
           <w:sz w:val="24"/>
           <w:szCs w:val="24"/>
         </w:rPr>
-        <w:t>A neurális háló tanítása 5, a kaggle.com-on megtalálható képgyűjteménnyel történt.</w:t>
+        <w:t>A neurális háló tanítása 5, a kaggle.com-</w:t>
+      </w:r>
+      <w:proofErr w:type="spellStart"/>
+      <w:r>
+        <w:rPr>
+          <w:sz w:val="24"/>
+          <w:szCs w:val="24"/>
+        </w:rPr>
+        <w:t>on</w:t>
+      </w:r>
+      <w:proofErr w:type="spellEnd"/>
+      <w:r>
+        <w:rPr>
+          <w:sz w:val="24"/>
+          <w:szCs w:val="24"/>
+        </w:rPr>
+        <w:t xml:space="preserve"> megtalálható képgyűjteménnyel történt.</w:t>
       </w:r>
       <w:r>
         <w:rPr>
@@ -147,7 +183,23 @@
           <w:sz w:val="24"/>
           <w:szCs w:val="24"/>
         </w:rPr>
-        <w:t>mindegyik adathalmazt egységesen 80%-20% arányban szétbontottam. A képek 80%-a a tanításhoz lett felhasználva, a maradék 20% pedig a teszteléshez.</w:t>
+        <w:t xml:space="preserve">mindegyik adathalmazt egységesen 80%-20% arányban szétbontottam. A képek 80%-a </w:t>
+      </w:r>
+      <w:proofErr w:type="spellStart"/>
+      <w:r>
+        <w:rPr>
+          <w:sz w:val="24"/>
+          <w:szCs w:val="24"/>
+        </w:rPr>
+        <w:t>a</w:t>
+      </w:r>
+      <w:proofErr w:type="spellEnd"/>
+      <w:r>
+        <w:rPr>
+          <w:sz w:val="24"/>
+          <w:szCs w:val="24"/>
+        </w:rPr>
+        <w:t xml:space="preserve"> tanításhoz lett felhasználva, a maradék 20% pedig a teszteléshez.</w:t>
       </w:r>
       <w:r>
         <w:rPr>
@@ -169,7 +221,21 @@
           <w:sz w:val="24"/>
           <w:szCs w:val="24"/>
         </w:rPr>
-        <w:t xml:space="preserve">Ezután ezeket az adathalmazokat külön-külön kipróbálta. </w:t>
+        <w:t>Ezután ezeket az adathalmazokat külön-külön kipróbálta</w:t>
+      </w:r>
+      <w:r>
+        <w:rPr>
+          <w:sz w:val="24"/>
+          <w:szCs w:val="24"/>
+        </w:rPr>
+        <w:t>m</w:t>
+      </w:r>
+      <w:r>
+        <w:rPr>
+          <w:sz w:val="24"/>
+          <w:szCs w:val="24"/>
+        </w:rPr>
+        <w:t xml:space="preserve">. </w:t>
       </w:r>
       <w:r>
         <w:rPr>
@@ -249,30 +315,95 @@
           <w:szCs w:val="24"/>
         </w:rPr>
       </w:pPr>
-    </w:p>
-    <w:p>
-      <w:pPr>
-        <w:rPr>
-          <w:sz w:val="24"/>
-          <w:szCs w:val="24"/>
-        </w:rPr>
-      </w:pPr>
-      <w:r>
-        <w:rPr>
-          <w:sz w:val="24"/>
-          <w:szCs w:val="24"/>
-        </w:rPr>
-        <w:t>Cash Bowman – AI Generated Images vs Real Images</w:t>
-      </w:r>
-    </w:p>
-    <w:p>
-      <w:pPr>
-        <w:rPr>
-          <w:sz w:val="24"/>
-          <w:szCs w:val="24"/>
-        </w:rPr>
-      </w:pPr>
-      <w:hyperlink r:id="rId5" w:history="1">
+      <w:r>
+        <w:rPr>
+          <w:sz w:val="24"/>
+          <w:szCs w:val="24"/>
+        </w:rPr>
+        <w:t xml:space="preserve">Cash </w:t>
+      </w:r>
+      <w:proofErr w:type="spellStart"/>
+      <w:r>
+        <w:rPr>
+          <w:sz w:val="24"/>
+          <w:szCs w:val="24"/>
+        </w:rPr>
+        <w:t>Bowman</w:t>
+      </w:r>
+      <w:proofErr w:type="spellEnd"/>
+      <w:r>
+        <w:rPr>
+          <w:sz w:val="24"/>
+          <w:szCs w:val="24"/>
+        </w:rPr>
+        <w:t xml:space="preserve"> – AI </w:t>
+      </w:r>
+      <w:proofErr w:type="spellStart"/>
+      <w:r>
+        <w:rPr>
+          <w:sz w:val="24"/>
+          <w:szCs w:val="24"/>
+        </w:rPr>
+        <w:t>Generated</w:t>
+      </w:r>
+      <w:proofErr w:type="spellEnd"/>
+      <w:r>
+        <w:rPr>
+          <w:sz w:val="24"/>
+          <w:szCs w:val="24"/>
+        </w:rPr>
+        <w:t xml:space="preserve"> </w:t>
+      </w:r>
+      <w:proofErr w:type="spellStart"/>
+      <w:r>
+        <w:rPr>
+          <w:sz w:val="24"/>
+          <w:szCs w:val="24"/>
+        </w:rPr>
+        <w:t>Images</w:t>
+      </w:r>
+      <w:proofErr w:type="spellEnd"/>
+      <w:r>
+        <w:rPr>
+          <w:sz w:val="24"/>
+          <w:szCs w:val="24"/>
+        </w:rPr>
+        <w:t xml:space="preserve"> </w:t>
+      </w:r>
+      <w:proofErr w:type="spellStart"/>
+      <w:r>
+        <w:rPr>
+          <w:sz w:val="24"/>
+          <w:szCs w:val="24"/>
+        </w:rPr>
+        <w:t>vs</w:t>
+      </w:r>
+      <w:proofErr w:type="spellEnd"/>
+      <w:r>
+        <w:rPr>
+          <w:sz w:val="24"/>
+          <w:szCs w:val="24"/>
+        </w:rPr>
+        <w:t xml:space="preserve"> Real </w:t>
+      </w:r>
+      <w:proofErr w:type="spellStart"/>
+      <w:r>
+        <w:rPr>
+          <w:sz w:val="24"/>
+          <w:szCs w:val="24"/>
+        </w:rPr>
+        <w:t>Images</w:t>
+      </w:r>
+      <w:proofErr w:type="spellEnd"/>
+    </w:p>
+    <w:p>
+      <w:pPr>
+        <w:rPr>
+          <w:sz w:val="24"/>
+          <w:szCs w:val="24"/>
+        </w:rPr>
+      </w:pPr>
+      <w:hyperlink r:id="rId7" w:history="1">
         <w:r>
           <w:rPr>
             <w:rStyle w:val="Hiperhivatkozs"/>
@@ -327,12 +458,21 @@
           <w:szCs w:val="24"/>
         </w:rPr>
       </w:pPr>
-      <w:r>
-        <w:rPr>
-          <w:sz w:val="24"/>
-          <w:szCs w:val="24"/>
-        </w:rPr>
-        <w:t xml:space="preserve">Epoch szám: </w:t>
+      <w:proofErr w:type="spellStart"/>
+      <w:r>
+        <w:rPr>
+          <w:sz w:val="24"/>
+          <w:szCs w:val="24"/>
+        </w:rPr>
+        <w:t>Epoch</w:t>
+      </w:r>
+      <w:proofErr w:type="spellEnd"/>
+      <w:r>
+        <w:rPr>
+          <w:sz w:val="24"/>
+          <w:szCs w:val="24"/>
+        </w:rPr>
+        <w:t xml:space="preserve"> szám: </w:t>
       </w:r>
       <w:r>
         <w:rPr>
@@ -400,17 +540,74 @@
           <w:sz w:val="24"/>
           <w:szCs w:val="24"/>
         </w:rPr>
-        <w:t>Jordan J. Bird – CIFAKE: Real and AI-Generated Synthetic Images</w:t>
-      </w:r>
-    </w:p>
-    <w:p>
-      <w:pPr>
-        <w:rPr>
-          <w:sz w:val="24"/>
-          <w:szCs w:val="24"/>
-        </w:rPr>
-      </w:pPr>
-      <w:hyperlink r:id="rId6" w:history="1">
+        <w:t xml:space="preserve">Jordan J. </w:t>
+      </w:r>
+      <w:proofErr w:type="spellStart"/>
+      <w:r>
+        <w:rPr>
+          <w:sz w:val="24"/>
+          <w:szCs w:val="24"/>
+        </w:rPr>
+        <w:t>Bird</w:t>
+      </w:r>
+      <w:proofErr w:type="spellEnd"/>
+      <w:r>
+        <w:rPr>
+          <w:sz w:val="24"/>
+          <w:szCs w:val="24"/>
+        </w:rPr>
+        <w:t xml:space="preserve"> – CIFAKE: Real and AI-</w:t>
+      </w:r>
+      <w:proofErr w:type="spellStart"/>
+      <w:r>
+        <w:rPr>
+          <w:sz w:val="24"/>
+          <w:szCs w:val="24"/>
+        </w:rPr>
+        <w:t>Generated</w:t>
+      </w:r>
+      <w:proofErr w:type="spellEnd"/>
+      <w:r>
+        <w:rPr>
+          <w:sz w:val="24"/>
+          <w:szCs w:val="24"/>
+        </w:rPr>
+        <w:t xml:space="preserve"> </w:t>
+      </w:r>
+      <w:proofErr w:type="spellStart"/>
+      <w:r>
+        <w:rPr>
+          <w:sz w:val="24"/>
+          <w:szCs w:val="24"/>
+        </w:rPr>
+        <w:t>Synthetic</w:t>
+      </w:r>
+      <w:proofErr w:type="spellEnd"/>
+      <w:r>
+        <w:rPr>
+          <w:sz w:val="24"/>
+          <w:szCs w:val="24"/>
+        </w:rPr>
+        <w:t xml:space="preserve"> </w:t>
+      </w:r>
+      <w:proofErr w:type="spellStart"/>
+      <w:r>
+        <w:rPr>
+          <w:sz w:val="24"/>
+          <w:szCs w:val="24"/>
+        </w:rPr>
+        <w:t>Images</w:t>
+      </w:r>
+      <w:proofErr w:type="spellEnd"/>
+    </w:p>
+    <w:p>
+      <w:pPr>
+        <w:rPr>
+          <w:sz w:val="24"/>
+          <w:szCs w:val="24"/>
+        </w:rPr>
+      </w:pPr>
+      <w:hyperlink r:id="rId8" w:history="1">
         <w:r>
           <w:rPr>
             <w:rStyle w:val="Hiperhivatkozs"/>
@@ -451,13 +648,22 @@
           <w:szCs w:val="24"/>
         </w:rPr>
       </w:pPr>
+      <w:proofErr w:type="spellStart"/>
       <w:r>
         <w:rPr>
           <w:sz w:val="24"/>
           <w:szCs w:val="24"/>
         </w:rPr>
         <w:lastRenderedPageBreak/>
-        <w:t>Epoch szám: 1</w:t>
+        <w:t>Epoch</w:t>
+      </w:r>
+      <w:proofErr w:type="spellEnd"/>
+      <w:r>
+        <w:rPr>
+          <w:sz w:val="24"/>
+          <w:szCs w:val="24"/>
+        </w:rPr>
+        <w:t xml:space="preserve"> szám: 1</w:t>
       </w:r>
     </w:p>
     <w:p>
@@ -482,22 +688,87 @@
           <w:szCs w:val="24"/>
         </w:rPr>
       </w:pPr>
-      <w:r>
-        <w:rPr>
-          <w:sz w:val="24"/>
-          <w:szCs w:val="24"/>
-        </w:rPr>
-        <w:t>SuperPotato9 – Ai recognition dataset</w:t>
-      </w:r>
-    </w:p>
-    <w:p>
-      <w:pPr>
-        <w:rPr>
-          <w:sz w:val="24"/>
-          <w:szCs w:val="24"/>
-        </w:rPr>
-      </w:pPr>
-      <w:hyperlink r:id="rId7" w:history="1">
+    </w:p>
+    <w:p>
+      <w:pPr>
+        <w:rPr>
+          <w:sz w:val="24"/>
+          <w:szCs w:val="24"/>
+        </w:rPr>
+      </w:pPr>
+    </w:p>
+    <w:p>
+      <w:pPr>
+        <w:rPr>
+          <w:sz w:val="24"/>
+          <w:szCs w:val="24"/>
+        </w:rPr>
+      </w:pPr>
+    </w:p>
+    <w:p>
+      <w:pPr>
+        <w:rPr>
+          <w:sz w:val="24"/>
+          <w:szCs w:val="24"/>
+        </w:rPr>
+      </w:pPr>
+      <w:r>
+        <w:rPr>
+          <w:sz w:val="24"/>
+          <w:szCs w:val="24"/>
+        </w:rPr>
+        <w:t xml:space="preserve">SuperPotato9 – </w:t>
+      </w:r>
+      <w:proofErr w:type="spellStart"/>
+      <w:r>
+        <w:rPr>
+          <w:sz w:val="24"/>
+          <w:szCs w:val="24"/>
+        </w:rPr>
+        <w:t>Ai</w:t>
+      </w:r>
+      <w:proofErr w:type="spellEnd"/>
+      <w:r>
+        <w:rPr>
+          <w:sz w:val="24"/>
+          <w:szCs w:val="24"/>
+        </w:rPr>
+        <w:t xml:space="preserve"> </w:t>
+      </w:r>
+      <w:proofErr w:type="spellStart"/>
+      <w:r>
+        <w:rPr>
+          <w:sz w:val="24"/>
+          <w:szCs w:val="24"/>
+        </w:rPr>
+        <w:t>recognition</w:t>
+      </w:r>
+      <w:proofErr w:type="spellEnd"/>
+      <w:r>
+        <w:rPr>
+          <w:sz w:val="24"/>
+          <w:szCs w:val="24"/>
+        </w:rPr>
+        <w:t xml:space="preserve"> </w:t>
+      </w:r>
+      <w:proofErr w:type="spellStart"/>
+      <w:r>
+        <w:rPr>
+          <w:sz w:val="24"/>
+          <w:szCs w:val="24"/>
+        </w:rPr>
+        <w:t>dataset</w:t>
+      </w:r>
+      <w:proofErr w:type="spellEnd"/>
+    </w:p>
+    <w:p>
+      <w:pPr>
+        <w:rPr>
+          <w:sz w:val="24"/>
+          <w:szCs w:val="24"/>
+        </w:rPr>
+      </w:pPr>
+      <w:hyperlink r:id="rId9" w:history="1">
         <w:r>
           <w:rPr>
             <w:rStyle w:val="Hiperhivatkozs"/>
@@ -538,12 +809,21 @@
           <w:szCs w:val="24"/>
         </w:rPr>
       </w:pPr>
-      <w:r>
-        <w:rPr>
-          <w:sz w:val="24"/>
-          <w:szCs w:val="24"/>
-        </w:rPr>
-        <w:t xml:space="preserve">Epoch szám: </w:t>
+      <w:proofErr w:type="spellStart"/>
+      <w:r>
+        <w:rPr>
+          <w:sz w:val="24"/>
+          <w:szCs w:val="24"/>
+        </w:rPr>
+        <w:t>Epoch</w:t>
+      </w:r>
+      <w:proofErr w:type="spellEnd"/>
+      <w:r>
+        <w:rPr>
+          <w:sz w:val="24"/>
+          <w:szCs w:val="24"/>
+        </w:rPr>
+        <w:t xml:space="preserve"> szám: </w:t>
       </w:r>
       <w:r>
         <w:rPr>
@@ -599,22 +879,120 @@
           <w:szCs w:val="24"/>
         </w:rPr>
       </w:pPr>
-      <w:r>
-        <w:rPr>
-          <w:sz w:val="24"/>
-          <w:szCs w:val="24"/>
-        </w:rPr>
-        <w:t>Shahzaib Ur Rehman – Detect AI-Generated Faces: High-Quality Dataset</w:t>
-      </w:r>
-    </w:p>
-    <w:p>
-      <w:pPr>
-        <w:rPr>
-          <w:sz w:val="24"/>
-          <w:szCs w:val="24"/>
-        </w:rPr>
-      </w:pPr>
-      <w:hyperlink r:id="rId8" w:history="1">
+      <w:proofErr w:type="spellStart"/>
+      <w:r>
+        <w:rPr>
+          <w:sz w:val="24"/>
+          <w:szCs w:val="24"/>
+        </w:rPr>
+        <w:t>Shahzaib</w:t>
+      </w:r>
+      <w:proofErr w:type="spellEnd"/>
+      <w:r>
+        <w:rPr>
+          <w:sz w:val="24"/>
+          <w:szCs w:val="24"/>
+        </w:rPr>
+        <w:t xml:space="preserve"> Ur </w:t>
+      </w:r>
+      <w:proofErr w:type="spellStart"/>
+      <w:r>
+        <w:rPr>
+          <w:sz w:val="24"/>
+          <w:szCs w:val="24"/>
+        </w:rPr>
+        <w:t>Rehman</w:t>
+      </w:r>
+      <w:proofErr w:type="spellEnd"/>
+      <w:r>
+        <w:rPr>
+          <w:sz w:val="24"/>
+          <w:szCs w:val="24"/>
+        </w:rPr>
+        <w:t xml:space="preserve"> – </w:t>
+      </w:r>
+      <w:proofErr w:type="spellStart"/>
+      <w:r>
+        <w:rPr>
+          <w:sz w:val="24"/>
+          <w:szCs w:val="24"/>
+        </w:rPr>
+        <w:t>Detect</w:t>
+      </w:r>
+      <w:proofErr w:type="spellEnd"/>
+      <w:r>
+        <w:rPr>
+          <w:sz w:val="24"/>
+          <w:szCs w:val="24"/>
+        </w:rPr>
+        <w:t xml:space="preserve"> AI-</w:t>
+      </w:r>
+      <w:proofErr w:type="spellStart"/>
+      <w:r>
+        <w:rPr>
+          <w:sz w:val="24"/>
+          <w:szCs w:val="24"/>
+        </w:rPr>
+        <w:t>Generated</w:t>
+      </w:r>
+      <w:proofErr w:type="spellEnd"/>
+      <w:r>
+        <w:rPr>
+          <w:sz w:val="24"/>
+          <w:szCs w:val="24"/>
+        </w:rPr>
+        <w:t xml:space="preserve"> </w:t>
+      </w:r>
+      <w:proofErr w:type="spellStart"/>
+      <w:r>
+        <w:rPr>
+          <w:sz w:val="24"/>
+          <w:szCs w:val="24"/>
+        </w:rPr>
+        <w:t>Faces</w:t>
+      </w:r>
+      <w:proofErr w:type="spellEnd"/>
+      <w:r>
+        <w:rPr>
+          <w:sz w:val="24"/>
+          <w:szCs w:val="24"/>
+        </w:rPr>
+        <w:t xml:space="preserve">: </w:t>
+      </w:r>
+      <w:proofErr w:type="spellStart"/>
+      <w:r>
+        <w:rPr>
+          <w:sz w:val="24"/>
+          <w:szCs w:val="24"/>
+        </w:rPr>
+        <w:t>High-Quality</w:t>
+      </w:r>
+      <w:proofErr w:type="spellEnd"/>
+      <w:r>
+        <w:rPr>
+          <w:sz w:val="24"/>
+          <w:szCs w:val="24"/>
+        </w:rPr>
+        <w:t xml:space="preserve"> </w:t>
+      </w:r>
+      <w:proofErr w:type="spellStart"/>
+      <w:r>
+        <w:rPr>
+          <w:sz w:val="24"/>
+          <w:szCs w:val="24"/>
+        </w:rPr>
+        <w:t>Dataset</w:t>
+      </w:r>
+      <w:proofErr w:type="spellEnd"/>
+    </w:p>
+    <w:p>
+      <w:pPr>
+        <w:rPr>
+          <w:sz w:val="24"/>
+          <w:szCs w:val="24"/>
+        </w:rPr>
+      </w:pPr>
+      <w:hyperlink r:id="rId10" w:history="1">
         <w:r>
           <w:rPr>
             <w:rStyle w:val="Hiperhivatkozs"/>
@@ -655,12 +1033,21 @@
           <w:szCs w:val="24"/>
         </w:rPr>
       </w:pPr>
-      <w:r>
-        <w:rPr>
-          <w:sz w:val="24"/>
-          <w:szCs w:val="24"/>
-        </w:rPr>
-        <w:t xml:space="preserve">Epoch szám: </w:t>
+      <w:proofErr w:type="spellStart"/>
+      <w:r>
+        <w:rPr>
+          <w:sz w:val="24"/>
+          <w:szCs w:val="24"/>
+        </w:rPr>
+        <w:t>Epoch</w:t>
+      </w:r>
+      <w:proofErr w:type="spellEnd"/>
+      <w:r>
+        <w:rPr>
+          <w:sz w:val="24"/>
+          <w:szCs w:val="24"/>
+        </w:rPr>
+        <w:t xml:space="preserve"> szám: </w:t>
       </w:r>
       <w:r>
         <w:rPr>
@@ -723,22 +1110,104 @@
           <w:szCs w:val="24"/>
         </w:rPr>
       </w:pPr>
-      <w:r>
-        <w:rPr>
-          <w:sz w:val="24"/>
-          <w:szCs w:val="24"/>
-        </w:rPr>
-        <w:t>Sunny Kakar – Shoes Dataset: Real and AI-Generated Images</w:t>
-      </w:r>
-    </w:p>
-    <w:p>
-      <w:pPr>
-        <w:rPr>
-          <w:sz w:val="24"/>
-          <w:szCs w:val="24"/>
-        </w:rPr>
-      </w:pPr>
-      <w:hyperlink r:id="rId9" w:history="1">
+      <w:proofErr w:type="spellStart"/>
+      <w:r>
+        <w:rPr>
+          <w:sz w:val="24"/>
+          <w:szCs w:val="24"/>
+        </w:rPr>
+        <w:t>Sunny</w:t>
+      </w:r>
+      <w:proofErr w:type="spellEnd"/>
+      <w:r>
+        <w:rPr>
+          <w:sz w:val="24"/>
+          <w:szCs w:val="24"/>
+        </w:rPr>
+        <w:t xml:space="preserve"> </w:t>
+      </w:r>
+      <w:proofErr w:type="spellStart"/>
+      <w:r>
+        <w:rPr>
+          <w:sz w:val="24"/>
+          <w:szCs w:val="24"/>
+        </w:rPr>
+        <w:t>Kakar</w:t>
+      </w:r>
+      <w:proofErr w:type="spellEnd"/>
+      <w:r>
+        <w:rPr>
+          <w:sz w:val="24"/>
+          <w:szCs w:val="24"/>
+        </w:rPr>
+        <w:t xml:space="preserve"> – </w:t>
+      </w:r>
+      <w:proofErr w:type="spellStart"/>
+      <w:r>
+        <w:rPr>
+          <w:sz w:val="24"/>
+          <w:szCs w:val="24"/>
+        </w:rPr>
+        <w:t>Shoes</w:t>
+      </w:r>
+      <w:proofErr w:type="spellEnd"/>
+      <w:r>
+        <w:rPr>
+          <w:sz w:val="24"/>
+          <w:szCs w:val="24"/>
+        </w:rPr>
+        <w:t xml:space="preserve"> </w:t>
+      </w:r>
+      <w:proofErr w:type="spellStart"/>
+      <w:r>
+        <w:rPr>
+          <w:sz w:val="24"/>
+          <w:szCs w:val="24"/>
+        </w:rPr>
+        <w:t>Dataset</w:t>
+      </w:r>
+      <w:proofErr w:type="spellEnd"/>
+      <w:r>
+        <w:rPr>
+          <w:sz w:val="24"/>
+          <w:szCs w:val="24"/>
+        </w:rPr>
+        <w:t>: Real and AI-</w:t>
+      </w:r>
+      <w:proofErr w:type="spellStart"/>
+      <w:r>
+        <w:rPr>
+          <w:sz w:val="24"/>
+          <w:szCs w:val="24"/>
+        </w:rPr>
+        <w:t>Generated</w:t>
+      </w:r>
+      <w:proofErr w:type="spellEnd"/>
+      <w:r>
+        <w:rPr>
+          <w:sz w:val="24"/>
+          <w:szCs w:val="24"/>
+        </w:rPr>
+        <w:t xml:space="preserve"> </w:t>
+      </w:r>
+      <w:proofErr w:type="spellStart"/>
+      <w:r>
+        <w:rPr>
+          <w:sz w:val="24"/>
+          <w:szCs w:val="24"/>
+        </w:rPr>
+        <w:t>Images</w:t>
+      </w:r>
+      <w:proofErr w:type="spellEnd"/>
+    </w:p>
+    <w:p>
+      <w:pPr>
+        <w:rPr>
+          <w:sz w:val="24"/>
+          <w:szCs w:val="24"/>
+        </w:rPr>
+      </w:pPr>
+      <w:hyperlink r:id="rId11" w:history="1">
         <w:r>
           <w:rPr>
             <w:rStyle w:val="Hiperhivatkozs"/>
@@ -779,12 +1248,21 @@
           <w:szCs w:val="24"/>
         </w:rPr>
       </w:pPr>
-      <w:r>
-        <w:rPr>
-          <w:sz w:val="24"/>
-          <w:szCs w:val="24"/>
-        </w:rPr>
-        <w:t xml:space="preserve">Epoch szám: </w:t>
+      <w:proofErr w:type="spellStart"/>
+      <w:r>
+        <w:rPr>
+          <w:sz w:val="24"/>
+          <w:szCs w:val="24"/>
+        </w:rPr>
+        <w:t>Epoch</w:t>
+      </w:r>
+      <w:proofErr w:type="spellEnd"/>
+      <w:r>
+        <w:rPr>
+          <w:sz w:val="24"/>
+          <w:szCs w:val="24"/>
+        </w:rPr>
+        <w:t xml:space="preserve"> szám: </w:t>
       </w:r>
       <w:r>
         <w:rPr>
@@ -816,30 +1294,23 @@
           <w:szCs w:val="24"/>
         </w:rPr>
       </w:pPr>
-    </w:p>
-    <w:p>
-      <w:pPr>
-        <w:rPr>
-          <w:sz w:val="24"/>
-          <w:szCs w:val="24"/>
-        </w:rPr>
-      </w:pPr>
-    </w:p>
-    <w:p>
-      <w:pPr>
-        <w:rPr>
-          <w:sz w:val="24"/>
-          <w:szCs w:val="24"/>
-        </w:rPr>
-      </w:pPr>
       <w:r>
         <w:rPr>
           <w:sz w:val="24"/>
           <w:szCs w:val="24"/>
         </w:rPr>
         <w:lastRenderedPageBreak/>
-        <w:t>Ezek alapján az első adathalmaz (AI Generated Images vs Real Images)</w:t>
-      </w:r>
+        <w:t xml:space="preserve">Ezek alapján az első adathalmaz (AI </w:t>
+      </w:r>
+      <w:proofErr w:type="spellStart"/>
+      <w:r>
+        <w:rPr>
+          <w:sz w:val="24"/>
+          <w:szCs w:val="24"/>
+        </w:rPr>
+        <w:t>Generated</w:t>
+      </w:r>
+      <w:proofErr w:type="spellEnd"/>
       <w:r>
         <w:rPr>
           <w:sz w:val="24"/>
@@ -847,6 +1318,61 @@
         </w:rPr>
         <w:t xml:space="preserve"> </w:t>
       </w:r>
+      <w:proofErr w:type="spellStart"/>
+      <w:r>
+        <w:rPr>
+          <w:sz w:val="24"/>
+          <w:szCs w:val="24"/>
+        </w:rPr>
+        <w:t>Images</w:t>
+      </w:r>
+      <w:proofErr w:type="spellEnd"/>
+      <w:r>
+        <w:rPr>
+          <w:sz w:val="24"/>
+          <w:szCs w:val="24"/>
+        </w:rPr>
+        <w:t xml:space="preserve"> </w:t>
+      </w:r>
+      <w:proofErr w:type="spellStart"/>
+      <w:r>
+        <w:rPr>
+          <w:sz w:val="24"/>
+          <w:szCs w:val="24"/>
+        </w:rPr>
+        <w:t>vs</w:t>
+      </w:r>
+      <w:proofErr w:type="spellEnd"/>
+      <w:r>
+        <w:rPr>
+          <w:sz w:val="24"/>
+          <w:szCs w:val="24"/>
+        </w:rPr>
+        <w:t xml:space="preserve"> Real </w:t>
+      </w:r>
+      <w:proofErr w:type="spellStart"/>
+      <w:r>
+        <w:rPr>
+          <w:sz w:val="24"/>
+          <w:szCs w:val="24"/>
+        </w:rPr>
+        <w:t>Images</w:t>
+      </w:r>
+      <w:proofErr w:type="spellEnd"/>
+      <w:r>
+        <w:rPr>
+          <w:sz w:val="24"/>
+          <w:szCs w:val="24"/>
+        </w:rPr>
+        <w:t>)</w:t>
+      </w:r>
+      <w:r>
+        <w:rPr>
+          <w:sz w:val="24"/>
+          <w:szCs w:val="24"/>
+        </w:rPr>
+        <w:t xml:space="preserve"> </w:t>
+      </w:r>
       <w:r>
         <w:rPr>
           <w:sz w:val="24"/>
@@ -933,8 +1459,17 @@
           <w:sz w:val="24"/>
           <w:szCs w:val="24"/>
         </w:rPr>
-        <w:t>A második megoldás az augmentáció</w:t>
-      </w:r>
+        <w:t xml:space="preserve">A második megoldás az </w:t>
+      </w:r>
+      <w:proofErr w:type="spellStart"/>
+      <w:r>
+        <w:rPr>
+          <w:sz w:val="24"/>
+          <w:szCs w:val="24"/>
+        </w:rPr>
+        <w:t>augmentáció</w:t>
+      </w:r>
+      <w:proofErr w:type="spellEnd"/>
       <w:r>
         <w:rPr>
           <w:sz w:val="24"/>
@@ -954,7 +1489,42 @@
           <w:sz w:val="24"/>
           <w:szCs w:val="24"/>
         </w:rPr>
-        <w:t xml:space="preserve">az első módszerhez hasonlóan az arányok megfelelőek voltak, viszont meglévő adatok eldobása helyett újak kerültek be a tanulási és tesztelési adathalmazba, ami jobb megoldásnak bizonyult: míg az első megoldással 80,4%-os teszt eredményt sikerült elérni, a másodikkal 86,3%. </w:t>
+        <w:t xml:space="preserve">az első módszerhez hasonlóan az arányok megfelelőek voltak, viszont meglévő adatok eldobása helyett újak kerültek be a tanulási és tesztelési adathalmazba, ami jobb megoldásnak bizonyult: míg az első megoldással </w:t>
+      </w:r>
+      <w:r>
+        <w:rPr>
+          <w:sz w:val="24"/>
+          <w:szCs w:val="24"/>
+        </w:rPr>
+        <w:t>5</w:t>
+      </w:r>
+      <w:r>
+        <w:rPr>
+          <w:sz w:val="24"/>
+          <w:szCs w:val="24"/>
+        </w:rPr>
+        <w:t>5</w:t>
+      </w:r>
+      <w:r>
+        <w:rPr>
+          <w:sz w:val="24"/>
+          <w:szCs w:val="24"/>
+        </w:rPr>
+        <w:t xml:space="preserve">%-os teszt eredményt sikerült elérni, a másodikkal </w:t>
+      </w:r>
+      <w:r>
+        <w:rPr>
+          <w:sz w:val="24"/>
+          <w:szCs w:val="24"/>
+        </w:rPr>
+        <w:t>61</w:t>
+      </w:r>
+      <w:r>
+        <w:rPr>
+          <w:sz w:val="24"/>
+          <w:szCs w:val="24"/>
+        </w:rPr>
+        <w:t xml:space="preserve">%. </w:t>
       </w:r>
     </w:p>
     <w:p>
@@ -1163,36 +1733,92 @@
           <w:sz w:val="24"/>
           <w:szCs w:val="24"/>
         </w:rPr>
-        <w:t xml:space="preserve">Az előkészített képeket egy konvolúciós neurális háló dolgozza fel. </w:t>
-      </w:r>
-    </w:p>
-    <w:p>
-      <w:pPr>
-        <w:rPr>
-          <w:sz w:val="24"/>
-          <w:szCs w:val="24"/>
-        </w:rPr>
-      </w:pPr>
-      <w:r>
-        <w:rPr>
-          <w:sz w:val="24"/>
-          <w:szCs w:val="24"/>
-        </w:rPr>
-        <w:t>Az első konvolúciós réteg bemeneti csatornáinak száma 4, mivel az RGB miatt 3, plusz 1 a Fourier-spektrum csatornával. Ez a réteg 32 darab 3x3-as szűrőt alkalmaz.</w:t>
-      </w:r>
-    </w:p>
-    <w:p>
-      <w:pPr>
-        <w:rPr>
-          <w:sz w:val="24"/>
-          <w:szCs w:val="24"/>
-        </w:rPr>
-      </w:pPr>
-      <w:r>
-        <w:rPr>
-          <w:sz w:val="24"/>
-          <w:szCs w:val="24"/>
-        </w:rPr>
+        <w:t xml:space="preserve">Az előkészített képeket egy </w:t>
+      </w:r>
+      <w:proofErr w:type="spellStart"/>
+      <w:r>
+        <w:rPr>
+          <w:sz w:val="24"/>
+          <w:szCs w:val="24"/>
+        </w:rPr>
+        <w:t>konvolúciós</w:t>
+      </w:r>
+      <w:proofErr w:type="spellEnd"/>
+      <w:r>
+        <w:rPr>
+          <w:sz w:val="24"/>
+          <w:szCs w:val="24"/>
+        </w:rPr>
+        <w:t xml:space="preserve"> neurális háló dolgozza fel. </w:t>
+      </w:r>
+      <w:r>
+        <w:rPr>
+          <w:sz w:val="24"/>
+          <w:szCs w:val="24"/>
+        </w:rPr>
+        <w:t xml:space="preserve">Ezt </w:t>
+      </w:r>
+      <w:proofErr w:type="spellStart"/>
+      <w:r>
+        <w:rPr>
+          <w:sz w:val="24"/>
+          <w:szCs w:val="24"/>
+        </w:rPr>
+        <w:t>PyTorch</w:t>
+      </w:r>
+      <w:proofErr w:type="spellEnd"/>
+      <w:r>
+        <w:rPr>
+          <w:sz w:val="24"/>
+          <w:szCs w:val="24"/>
+        </w:rPr>
+        <w:t>-ban implementáltam.</w:t>
+      </w:r>
+    </w:p>
+    <w:p>
+      <w:pPr>
+        <w:rPr>
+          <w:sz w:val="24"/>
+          <w:szCs w:val="24"/>
+        </w:rPr>
+      </w:pPr>
+      <w:r>
+        <w:rPr>
+          <w:sz w:val="24"/>
+          <w:szCs w:val="24"/>
+        </w:rPr>
+        <w:t xml:space="preserve">Az első </w:t>
+      </w:r>
+      <w:proofErr w:type="spellStart"/>
+      <w:r>
+        <w:rPr>
+          <w:sz w:val="24"/>
+          <w:szCs w:val="24"/>
+        </w:rPr>
+        <w:t>konvolúciós</w:t>
+      </w:r>
+      <w:proofErr w:type="spellEnd"/>
+      <w:r>
+        <w:rPr>
+          <w:sz w:val="24"/>
+          <w:szCs w:val="24"/>
+        </w:rPr>
+        <w:t xml:space="preserve"> réteg bemeneti csatornáinak száma 4, mivel az RGB miatt 3, plusz 1 a Fourier-spektrum csatornával. Ez a réteg 32 darab 3x3-as szűrőt alkalmaz.</w:t>
+      </w:r>
+    </w:p>
+    <w:p>
+      <w:pPr>
+        <w:rPr>
+          <w:sz w:val="24"/>
+          <w:szCs w:val="24"/>
+        </w:rPr>
+      </w:pPr>
+      <w:r>
+        <w:rPr>
+          <w:sz w:val="24"/>
+          <w:szCs w:val="24"/>
+        </w:rPr>
+        <w:lastRenderedPageBreak/>
         <w:t>Ezután egy méretcsökkentő réteg jön, amely minden 2x2-es régióból csak a legnagyobb értéket tartja meg, így a kép szélességét és magasságát is a felére csökkenti.</w:t>
       </w:r>
     </w:p>
@@ -1208,23 +1834,54 @@
           <w:sz w:val="24"/>
           <w:szCs w:val="24"/>
         </w:rPr>
-        <w:lastRenderedPageBreak/>
-        <w:t>A második konvolúciós réteg bemeneti csatornáinak száma 32, szűrőinek száma pedig 64.</w:t>
-      </w:r>
-    </w:p>
-    <w:p>
-      <w:pPr>
-        <w:rPr>
-          <w:sz w:val="24"/>
-          <w:szCs w:val="24"/>
-        </w:rPr>
-      </w:pPr>
-      <w:r>
-        <w:rPr>
-          <w:sz w:val="24"/>
-          <w:szCs w:val="24"/>
-        </w:rPr>
-        <w:t>Az első és a második konvolúciós réteg után is alkalmazzuk a méretcsökkentő réteget, így az eredetileg 240x240-es kép</w:t>
+        <w:t xml:space="preserve">A második </w:t>
+      </w:r>
+      <w:proofErr w:type="spellStart"/>
+      <w:r>
+        <w:rPr>
+          <w:sz w:val="24"/>
+          <w:szCs w:val="24"/>
+        </w:rPr>
+        <w:t>konvolúciós</w:t>
+      </w:r>
+      <w:proofErr w:type="spellEnd"/>
+      <w:r>
+        <w:rPr>
+          <w:sz w:val="24"/>
+          <w:szCs w:val="24"/>
+        </w:rPr>
+        <w:t xml:space="preserve"> réteg bemeneti csatornáinak száma 32, szűrőinek száma pedig 64.</w:t>
+      </w:r>
+    </w:p>
+    <w:p>
+      <w:pPr>
+        <w:rPr>
+          <w:sz w:val="24"/>
+          <w:szCs w:val="24"/>
+        </w:rPr>
+      </w:pPr>
+      <w:r>
+        <w:rPr>
+          <w:sz w:val="24"/>
+          <w:szCs w:val="24"/>
+        </w:rPr>
+        <w:t xml:space="preserve">Az első és a második </w:t>
+      </w:r>
+      <w:proofErr w:type="spellStart"/>
+      <w:r>
+        <w:rPr>
+          <w:sz w:val="24"/>
+          <w:szCs w:val="24"/>
+        </w:rPr>
+        <w:t>konvolúciós</w:t>
+      </w:r>
+      <w:proofErr w:type="spellEnd"/>
+      <w:r>
+        <w:rPr>
+          <w:sz w:val="24"/>
+          <w:szCs w:val="24"/>
+        </w:rPr>
+        <w:t xml:space="preserve"> réteg után is alkalmazzuk a méretcsökkentő réteget, így az eredetileg 240x240-es kép</w:t>
       </w:r>
       <w:r>
         <w:rPr>
@@ -1238,22 +1895,70 @@
           <w:sz w:val="24"/>
           <w:szCs w:val="24"/>
         </w:rPr>
-        <w:t xml:space="preserve"> Mindkét konvolúciós réteg után, de méretcsökkentés előtt az értékek egy ReLu rétegen is átmennek.</w:t>
-      </w:r>
-    </w:p>
-    <w:p>
-      <w:pPr>
-        <w:rPr>
-          <w:sz w:val="24"/>
-          <w:szCs w:val="24"/>
-        </w:rPr>
-      </w:pPr>
-      <w:r>
-        <w:rPr>
-          <w:sz w:val="24"/>
-          <w:szCs w:val="24"/>
-        </w:rPr>
-        <w:t xml:space="preserve">Ezután a 2 dimenziós kép pixeleit 1 dimenzióssá tesszük (flatten), </w:t>
+        <w:t xml:space="preserve"> Mindkét </w:t>
+      </w:r>
+      <w:proofErr w:type="spellStart"/>
+      <w:r>
+        <w:rPr>
+          <w:sz w:val="24"/>
+          <w:szCs w:val="24"/>
+        </w:rPr>
+        <w:t>konvolúciós</w:t>
+      </w:r>
+      <w:proofErr w:type="spellEnd"/>
+      <w:r>
+        <w:rPr>
+          <w:sz w:val="24"/>
+          <w:szCs w:val="24"/>
+        </w:rPr>
+        <w:t xml:space="preserve"> réteg után, de méretcsökkentés előtt az értékek egy </w:t>
+      </w:r>
+      <w:proofErr w:type="spellStart"/>
+      <w:r>
+        <w:rPr>
+          <w:sz w:val="24"/>
+          <w:szCs w:val="24"/>
+        </w:rPr>
+        <w:t>ReLu</w:t>
+      </w:r>
+      <w:proofErr w:type="spellEnd"/>
+      <w:r>
+        <w:rPr>
+          <w:sz w:val="24"/>
+          <w:szCs w:val="24"/>
+        </w:rPr>
+        <w:t xml:space="preserve"> rétegen is átmennek.</w:t>
+      </w:r>
+    </w:p>
+    <w:p>
+      <w:pPr>
+        <w:rPr>
+          <w:sz w:val="24"/>
+          <w:szCs w:val="24"/>
+        </w:rPr>
+      </w:pPr>
+      <w:r>
+        <w:rPr>
+          <w:sz w:val="24"/>
+          <w:szCs w:val="24"/>
+        </w:rPr>
+        <w:t>Ezután a 2 dimenziós kép pixeleit 1 dimenzióssá tesszük (</w:t>
+      </w:r>
+      <w:proofErr w:type="spellStart"/>
+      <w:r>
+        <w:rPr>
+          <w:sz w:val="24"/>
+          <w:szCs w:val="24"/>
+        </w:rPr>
+        <w:t>flatten</w:t>
+      </w:r>
+      <w:proofErr w:type="spellEnd"/>
+      <w:r>
+        <w:rPr>
+          <w:sz w:val="24"/>
+          <w:szCs w:val="24"/>
+        </w:rPr>
+        <w:t xml:space="preserve">), </w:t>
       </w:r>
       <w:r>
         <w:rPr>
@@ -1316,14 +2021,28 @@
           <w:sz w:val="24"/>
           <w:szCs w:val="24"/>
         </w:rPr>
-        <w:t>ének mérete pedig 2, hiszen a modell 2 osztályba fogja sorolni a képet (valós vagy AI generált).</w:t>
-      </w:r>
-      <w:r>
-        <w:rPr>
-          <w:sz w:val="24"/>
-          <w:szCs w:val="24"/>
-        </w:rPr>
-        <w:t xml:space="preserve"> A két réteg között egy ReLu réteg is elhelyezkedik.</w:t>
+        <w:t xml:space="preserve">ének mérete pedig </w:t>
+      </w:r>
+      <w:r>
+        <w:rPr>
+          <w:sz w:val="24"/>
+          <w:szCs w:val="24"/>
+        </w:rPr>
+        <w:t>1</w:t>
+      </w:r>
+      <w:r>
+        <w:rPr>
+          <w:sz w:val="24"/>
+          <w:szCs w:val="24"/>
+        </w:rPr>
+        <w:t xml:space="preserve">, hiszen a modell </w:t>
+      </w:r>
+      <w:r>
+        <w:rPr>
+          <w:sz w:val="24"/>
+          <w:szCs w:val="24"/>
+        </w:rPr>
+        <w:t>kimenete egy 0 és 1 közötti szám. (0 a valós kép, 1 az AI generált)</w:t>
       </w:r>
     </w:p>
     <w:p>
@@ -1369,12 +2088,21 @@
           <w:szCs w:val="24"/>
         </w:rPr>
       </w:pPr>
-      <w:r>
-        <w:rPr>
-          <w:sz w:val="24"/>
-          <w:szCs w:val="24"/>
-        </w:rPr>
-        <w:t>konvolúciós réteg 1</w:t>
+      <w:proofErr w:type="spellStart"/>
+      <w:r>
+        <w:rPr>
+          <w:sz w:val="24"/>
+          <w:szCs w:val="24"/>
+        </w:rPr>
+        <w:t>konvolúciós</w:t>
+      </w:r>
+      <w:proofErr w:type="spellEnd"/>
+      <w:r>
+        <w:rPr>
+          <w:sz w:val="24"/>
+          <w:szCs w:val="24"/>
+        </w:rPr>
+        <w:t xml:space="preserve"> réteg 1</w:t>
       </w:r>
     </w:p>
     <w:p>
@@ -1389,6 +2117,7 @@
           <w:szCs w:val="24"/>
         </w:rPr>
       </w:pPr>
+      <w:proofErr w:type="spellStart"/>
       <w:r>
         <w:rPr>
           <w:sz w:val="24"/>
@@ -1396,6 +2125,7 @@
         </w:rPr>
         <w:t>ReLu</w:t>
       </w:r>
+      <w:proofErr w:type="spellEnd"/>
     </w:p>
     <w:p>
       <w:pPr>
@@ -1414,7 +2144,23 @@
           <w:sz w:val="24"/>
           <w:szCs w:val="24"/>
         </w:rPr>
-        <w:t>méret felezés (pool)</w:t>
+        <w:t>méret felezés (</w:t>
+      </w:r>
+      <w:proofErr w:type="spellStart"/>
+      <w:r>
+        <w:rPr>
+          <w:sz w:val="24"/>
+          <w:szCs w:val="24"/>
+        </w:rPr>
+        <w:t>pool</w:t>
+      </w:r>
+      <w:proofErr w:type="spellEnd"/>
+      <w:r>
+        <w:rPr>
+          <w:sz w:val="24"/>
+          <w:szCs w:val="24"/>
+        </w:rPr>
+        <w:t>)</w:t>
       </w:r>
     </w:p>
     <w:p>
@@ -1429,12 +2175,21 @@
           <w:szCs w:val="24"/>
         </w:rPr>
       </w:pPr>
-      <w:r>
-        <w:rPr>
-          <w:sz w:val="24"/>
-          <w:szCs w:val="24"/>
-        </w:rPr>
-        <w:t>konvolúciós réteg 2</w:t>
+      <w:proofErr w:type="spellStart"/>
+      <w:r>
+        <w:rPr>
+          <w:sz w:val="24"/>
+          <w:szCs w:val="24"/>
+        </w:rPr>
+        <w:t>konvolúciós</w:t>
+      </w:r>
+      <w:proofErr w:type="spellEnd"/>
+      <w:r>
+        <w:rPr>
+          <w:sz w:val="24"/>
+          <w:szCs w:val="24"/>
+        </w:rPr>
+        <w:t xml:space="preserve"> réteg 2</w:t>
       </w:r>
     </w:p>
     <w:p>
@@ -1449,6 +2204,7 @@
           <w:szCs w:val="24"/>
         </w:rPr>
       </w:pPr>
+      <w:proofErr w:type="spellStart"/>
       <w:r>
         <w:rPr>
           <w:sz w:val="24"/>
@@ -1456,6 +2212,7 @@
         </w:rPr>
         <w:t>ReLu</w:t>
       </w:r>
+      <w:proofErr w:type="spellEnd"/>
     </w:p>
     <w:p>
       <w:pPr>
@@ -1474,7 +2231,23 @@
           <w:sz w:val="24"/>
           <w:szCs w:val="24"/>
         </w:rPr>
-        <w:t>méret felezés (pool)</w:t>
+        <w:t>méret felezés (</w:t>
+      </w:r>
+      <w:proofErr w:type="spellStart"/>
+      <w:r>
+        <w:rPr>
+          <w:sz w:val="24"/>
+          <w:szCs w:val="24"/>
+        </w:rPr>
+        <w:t>pool</w:t>
+      </w:r>
+      <w:proofErr w:type="spellEnd"/>
+      <w:r>
+        <w:rPr>
+          <w:sz w:val="24"/>
+          <w:szCs w:val="24"/>
+        </w:rPr>
+        <w:t>)</w:t>
       </w:r>
     </w:p>
     <w:p>
@@ -1494,7 +2267,23 @@
           <w:sz w:val="24"/>
           <w:szCs w:val="24"/>
         </w:rPr>
-        <w:t>laposítás (flatten)</w:t>
+        <w:t>laposítás (</w:t>
+      </w:r>
+      <w:proofErr w:type="spellStart"/>
+      <w:r>
+        <w:rPr>
+          <w:sz w:val="24"/>
+          <w:szCs w:val="24"/>
+        </w:rPr>
+        <w:t>flatten</w:t>
+      </w:r>
+      <w:proofErr w:type="spellEnd"/>
+      <w:r>
+        <w:rPr>
+          <w:sz w:val="24"/>
+          <w:szCs w:val="24"/>
+        </w:rPr>
+        <w:t>)</w:t>
       </w:r>
     </w:p>
     <w:p>
@@ -1514,8 +2303,17 @@
           <w:sz w:val="24"/>
           <w:szCs w:val="24"/>
         </w:rPr>
-        <w:t>neurális háló 1. rétege</w:t>
-      </w:r>
+        <w:t xml:space="preserve">neurális háló 1. </w:t>
+      </w:r>
+      <w:proofErr w:type="spellStart"/>
+      <w:r>
+        <w:rPr>
+          <w:sz w:val="24"/>
+          <w:szCs w:val="24"/>
+        </w:rPr>
+        <w:t>rétege</w:t>
+      </w:r>
+      <w:proofErr w:type="spellEnd"/>
     </w:p>
     <w:p>
       <w:pPr>
@@ -1529,6 +2327,7 @@
           <w:szCs w:val="24"/>
         </w:rPr>
       </w:pPr>
+      <w:proofErr w:type="spellStart"/>
       <w:r>
         <w:rPr>
           <w:sz w:val="24"/>
@@ -1536,6 +2335,7 @@
         </w:rPr>
         <w:t>ReLu</w:t>
       </w:r>
+      <w:proofErr w:type="spellEnd"/>
     </w:p>
     <w:p>
       <w:pPr>
@@ -1554,30 +2354,55 @@
           <w:sz w:val="24"/>
           <w:szCs w:val="24"/>
         </w:rPr>
-        <w:t>neurális háló 2. rétege</w:t>
-      </w:r>
-    </w:p>
-    <w:p>
-      <w:pPr>
-        <w:rPr>
-          <w:sz w:val="24"/>
-          <w:szCs w:val="24"/>
-        </w:rPr>
-      </w:pPr>
-    </w:p>
-    <w:p>
-      <w:pPr>
-        <w:rPr>
-          <w:sz w:val="24"/>
-          <w:szCs w:val="24"/>
-        </w:rPr>
-      </w:pPr>
-      <w:r>
-        <w:rPr>
-          <w:sz w:val="24"/>
-          <w:szCs w:val="24"/>
-        </w:rPr>
-        <w:t>Az első konvolúciós réteg előtt történik a Fourier-spektrum számítása.</w:t>
+        <w:t xml:space="preserve">neurális háló 2. </w:t>
+      </w:r>
+      <w:proofErr w:type="spellStart"/>
+      <w:r>
+        <w:rPr>
+          <w:sz w:val="24"/>
+          <w:szCs w:val="24"/>
+        </w:rPr>
+        <w:t>rétege</w:t>
+      </w:r>
+      <w:proofErr w:type="spellEnd"/>
+    </w:p>
+    <w:p>
+      <w:pPr>
+        <w:rPr>
+          <w:sz w:val="24"/>
+          <w:szCs w:val="24"/>
+        </w:rPr>
+      </w:pPr>
+    </w:p>
+    <w:p>
+      <w:pPr>
+        <w:rPr>
+          <w:sz w:val="24"/>
+          <w:szCs w:val="24"/>
+        </w:rPr>
+      </w:pPr>
+      <w:r>
+        <w:rPr>
+          <w:sz w:val="24"/>
+          <w:szCs w:val="24"/>
+        </w:rPr>
+        <w:t xml:space="preserve">Az első </w:t>
+      </w:r>
+      <w:proofErr w:type="spellStart"/>
+      <w:r>
+        <w:rPr>
+          <w:sz w:val="24"/>
+          <w:szCs w:val="24"/>
+        </w:rPr>
+        <w:t>konvolúciós</w:t>
+      </w:r>
+      <w:proofErr w:type="spellEnd"/>
+      <w:r>
+        <w:rPr>
+          <w:sz w:val="24"/>
+          <w:szCs w:val="24"/>
+        </w:rPr>
+        <w:t xml:space="preserve"> réteg előtt történik a Fourier-spektrum számítása.</w:t>
       </w:r>
       <w:r>
         <w:rPr>
@@ -1598,7 +2423,23 @@
           <w:sz w:val="24"/>
           <w:szCs w:val="24"/>
         </w:rPr>
-        <w:t>Ehhez a Pytorch beépített függvényeit használtam.</w:t>
+        <w:t xml:space="preserve">Ehhez a </w:t>
+      </w:r>
+      <w:proofErr w:type="spellStart"/>
+      <w:r>
+        <w:rPr>
+          <w:sz w:val="24"/>
+          <w:szCs w:val="24"/>
+        </w:rPr>
+        <w:t>Pytorch</w:t>
+      </w:r>
+      <w:proofErr w:type="spellEnd"/>
+      <w:r>
+        <w:rPr>
+          <w:sz w:val="24"/>
+          <w:szCs w:val="24"/>
+        </w:rPr>
+        <w:t xml:space="preserve"> beépített függvényeit használtam.</w:t>
       </w:r>
     </w:p>
     <w:p>
@@ -1656,7 +2497,24 @@
           <w:sz w:val="24"/>
           <w:szCs w:val="24"/>
         </w:rPr>
-        <w:t xml:space="preserve">Először minden pixelre csatornánként kiszámítja a </w:t>
+        <w:lastRenderedPageBreak/>
+        <w:t xml:space="preserve">Először minden pixelre </w:t>
+      </w:r>
+      <w:proofErr w:type="spellStart"/>
+      <w:r>
+        <w:rPr>
+          <w:sz w:val="24"/>
+          <w:szCs w:val="24"/>
+        </w:rPr>
+        <w:t>csatornánként</w:t>
+      </w:r>
+      <w:proofErr w:type="spellEnd"/>
+      <w:r>
+        <w:rPr>
+          <w:sz w:val="24"/>
+          <w:szCs w:val="24"/>
+        </w:rPr>
+        <w:t xml:space="preserve"> kiszámítja a </w:t>
       </w:r>
       <w:r>
         <w:rPr>
@@ -1684,7 +2542,23 @@
           <w:sz w:val="24"/>
           <w:szCs w:val="24"/>
         </w:rPr>
-        <w:t>Ezen értékek segítségével meg lehet mondani, hogy a kép adott része milyen frekvenciájú mintázatokat tartalmaz</w:t>
+        <w:t xml:space="preserve">Ezen értékek segítségével meg lehet mondani, hogy a kép adott része milyen frekvenciájú </w:t>
+      </w:r>
+      <w:proofErr w:type="spellStart"/>
+      <w:r>
+        <w:rPr>
+          <w:sz w:val="24"/>
+          <w:szCs w:val="24"/>
+        </w:rPr>
+        <w:t>mintázatokat</w:t>
+      </w:r>
+      <w:proofErr w:type="spellEnd"/>
+      <w:r>
+        <w:rPr>
+          <w:sz w:val="24"/>
+          <w:szCs w:val="24"/>
+        </w:rPr>
+        <w:t xml:space="preserve"> tartalmaz</w:t>
       </w:r>
       <w:r>
         <w:rPr>
@@ -1706,7 +2580,6 @@
           <w:sz w:val="24"/>
           <w:szCs w:val="24"/>
         </w:rPr>
-        <w:lastRenderedPageBreak/>
         <w:t xml:space="preserve">Mivel jelen esetben még vannak komplex számok a spektrum értékekben, ezeket valós számokká alakítja. </w:t>
       </w:r>
       <w:r>
@@ -1774,7 +2647,287 @@
           <w:sz w:val="24"/>
           <w:szCs w:val="24"/>
         </w:rPr>
-        <w:t xml:space="preserve">A tanítás után az első probléma, hogy valamiért szinte mindegyik képet AI generált besorolásba tesz. Ezt a sejtést egy egyszerű teszttel be lehet bizonyítani: először szinte csak AI generált képeket kap, majd szinte csak valós képeket. </w:t>
+        <w:t>A tanítási paramétere</w:t>
+      </w:r>
+      <w:r>
+        <w:rPr>
+          <w:sz w:val="24"/>
+          <w:szCs w:val="24"/>
+        </w:rPr>
+        <w:t>k</w:t>
+      </w:r>
+      <w:r>
+        <w:rPr>
+          <w:sz w:val="24"/>
+          <w:szCs w:val="24"/>
+        </w:rPr>
+        <w:t>:</w:t>
+      </w:r>
+    </w:p>
+    <w:p>
+      <w:pPr>
+        <w:rPr>
+          <w:sz w:val="24"/>
+          <w:szCs w:val="24"/>
+        </w:rPr>
+      </w:pPr>
+    </w:p>
+    <w:p>
+      <w:pPr>
+        <w:pStyle w:val="Listaszerbekezds"/>
+        <w:numPr>
+          <w:ilvl w:val="0"/>
+          <w:numId w:val="5"/>
+        </w:numPr>
+        <w:rPr>
+          <w:sz w:val="24"/>
+          <w:szCs w:val="24"/>
+        </w:rPr>
+      </w:pPr>
+      <w:r>
+        <w:rPr>
+          <w:sz w:val="24"/>
+          <w:szCs w:val="24"/>
+        </w:rPr>
+        <w:t xml:space="preserve">batch </w:t>
+      </w:r>
+      <w:proofErr w:type="spellStart"/>
+      <w:r>
+        <w:rPr>
+          <w:sz w:val="24"/>
+          <w:szCs w:val="24"/>
+        </w:rPr>
+        <w:t>size</w:t>
+      </w:r>
+      <w:proofErr w:type="spellEnd"/>
+      <w:r>
+        <w:rPr>
+          <w:sz w:val="24"/>
+          <w:szCs w:val="24"/>
+        </w:rPr>
+        <w:t>: 32</w:t>
+      </w:r>
+    </w:p>
+    <w:p>
+      <w:pPr>
+        <w:pStyle w:val="Listaszerbekezds"/>
+        <w:numPr>
+          <w:ilvl w:val="0"/>
+          <w:numId w:val="5"/>
+        </w:numPr>
+        <w:rPr>
+          <w:sz w:val="24"/>
+          <w:szCs w:val="24"/>
+        </w:rPr>
+      </w:pPr>
+      <w:proofErr w:type="spellStart"/>
+      <w:r>
+        <w:rPr>
+          <w:sz w:val="24"/>
+          <w:szCs w:val="24"/>
+        </w:rPr>
+        <w:t>number</w:t>
+      </w:r>
+      <w:proofErr w:type="spellEnd"/>
+      <w:r>
+        <w:rPr>
+          <w:sz w:val="24"/>
+          <w:szCs w:val="24"/>
+        </w:rPr>
+        <w:t xml:space="preserve"> of </w:t>
+      </w:r>
+      <w:proofErr w:type="spellStart"/>
+      <w:r>
+        <w:rPr>
+          <w:sz w:val="24"/>
+          <w:szCs w:val="24"/>
+        </w:rPr>
+        <w:t>epochs</w:t>
+      </w:r>
+      <w:proofErr w:type="spellEnd"/>
+      <w:r>
+        <w:rPr>
+          <w:sz w:val="24"/>
+          <w:szCs w:val="24"/>
+        </w:rPr>
+        <w:t>: 2</w:t>
+      </w:r>
+    </w:p>
+    <w:p>
+      <w:pPr>
+        <w:pStyle w:val="Listaszerbekezds"/>
+        <w:numPr>
+          <w:ilvl w:val="0"/>
+          <w:numId w:val="5"/>
+        </w:numPr>
+        <w:rPr>
+          <w:sz w:val="24"/>
+          <w:szCs w:val="24"/>
+        </w:rPr>
+      </w:pPr>
+      <w:proofErr w:type="spellStart"/>
+      <w:r>
+        <w:rPr>
+          <w:sz w:val="24"/>
+          <w:szCs w:val="24"/>
+        </w:rPr>
+        <w:t>learning</w:t>
+      </w:r>
+      <w:proofErr w:type="spellEnd"/>
+      <w:r>
+        <w:rPr>
+          <w:sz w:val="24"/>
+          <w:szCs w:val="24"/>
+        </w:rPr>
+        <w:t xml:space="preserve"> </w:t>
+      </w:r>
+      <w:proofErr w:type="spellStart"/>
+      <w:r>
+        <w:rPr>
+          <w:sz w:val="24"/>
+          <w:szCs w:val="24"/>
+        </w:rPr>
+        <w:t>rate</w:t>
+      </w:r>
+      <w:proofErr w:type="spellEnd"/>
+      <w:r>
+        <w:rPr>
+          <w:sz w:val="24"/>
+          <w:szCs w:val="24"/>
+        </w:rPr>
+        <w:t>: 0,001</w:t>
+      </w:r>
+    </w:p>
+    <w:p>
+      <w:pPr>
+        <w:pStyle w:val="Listaszerbekezds"/>
+        <w:numPr>
+          <w:ilvl w:val="0"/>
+          <w:numId w:val="5"/>
+        </w:numPr>
+        <w:rPr>
+          <w:sz w:val="24"/>
+          <w:szCs w:val="24"/>
+        </w:rPr>
+      </w:pPr>
+      <w:proofErr w:type="spellStart"/>
+      <w:r>
+        <w:rPr>
+          <w:sz w:val="24"/>
+          <w:szCs w:val="24"/>
+        </w:rPr>
+        <w:t>optimizer</w:t>
+      </w:r>
+      <w:proofErr w:type="spellEnd"/>
+      <w:r>
+        <w:rPr>
+          <w:sz w:val="24"/>
+          <w:szCs w:val="24"/>
+        </w:rPr>
+        <w:t xml:space="preserve">: Adam </w:t>
+      </w:r>
+      <w:proofErr w:type="spellStart"/>
+      <w:r>
+        <w:rPr>
+          <w:sz w:val="24"/>
+          <w:szCs w:val="24"/>
+        </w:rPr>
+        <w:t>optimizer</w:t>
+      </w:r>
+      <w:proofErr w:type="spellEnd"/>
+    </w:p>
+    <w:p>
+      <w:pPr>
+        <w:pStyle w:val="Listaszerbekezds"/>
+        <w:numPr>
+          <w:ilvl w:val="0"/>
+          <w:numId w:val="5"/>
+        </w:numPr>
+        <w:rPr>
+          <w:sz w:val="24"/>
+          <w:szCs w:val="24"/>
+        </w:rPr>
+      </w:pPr>
+      <w:proofErr w:type="spellStart"/>
+      <w:r>
+        <w:rPr>
+          <w:sz w:val="24"/>
+          <w:szCs w:val="24"/>
+        </w:rPr>
+        <w:t>loss</w:t>
+      </w:r>
+      <w:proofErr w:type="spellEnd"/>
+      <w:r>
+        <w:rPr>
+          <w:sz w:val="24"/>
+          <w:szCs w:val="24"/>
+        </w:rPr>
+        <w:t xml:space="preserve"> </w:t>
+      </w:r>
+      <w:proofErr w:type="spellStart"/>
+      <w:r>
+        <w:rPr>
+          <w:sz w:val="24"/>
+          <w:szCs w:val="24"/>
+        </w:rPr>
+        <w:t>function</w:t>
+      </w:r>
+      <w:proofErr w:type="spellEnd"/>
+      <w:r>
+        <w:rPr>
+          <w:sz w:val="24"/>
+          <w:szCs w:val="24"/>
+        </w:rPr>
+        <w:t xml:space="preserve">: </w:t>
+      </w:r>
+      <w:proofErr w:type="spellStart"/>
+      <w:r>
+        <w:rPr>
+          <w:sz w:val="24"/>
+          <w:szCs w:val="24"/>
+        </w:rPr>
+        <w:t>BCEWithLogitsLoss</w:t>
+      </w:r>
+      <w:proofErr w:type="spellEnd"/>
+    </w:p>
+    <w:p>
+      <w:pPr>
+        <w:rPr>
+          <w:sz w:val="24"/>
+          <w:szCs w:val="24"/>
+        </w:rPr>
+      </w:pPr>
+    </w:p>
+    <w:p>
+      <w:pPr>
+        <w:rPr>
+          <w:b/>
+          <w:bCs/>
+          <w:sz w:val="28"/>
+          <w:szCs w:val="28"/>
+        </w:rPr>
+      </w:pPr>
+    </w:p>
+    <w:p>
+      <w:pPr>
+        <w:rPr>
+          <w:sz w:val="24"/>
+          <w:szCs w:val="24"/>
+        </w:rPr>
+      </w:pPr>
+      <w:r>
+        <w:rPr>
+          <w:sz w:val="24"/>
+          <w:szCs w:val="24"/>
+        </w:rPr>
+        <w:t xml:space="preserve">A tanítás után az első probléma, hogy valamiért szinte mindegyik képet AI generált besorolásba tesz. Ezt a sejtést egy egyszerű teszttel be lehet bizonyítani: </w:t>
+      </w:r>
+      <w:r>
+        <w:rPr>
+          <w:sz w:val="24"/>
+          <w:szCs w:val="24"/>
+        </w:rPr>
+        <w:t>először 1000 darab AI generált képet kap, majd 1000 valós képet.</w:t>
       </w:r>
     </w:p>
     <w:p>
@@ -1804,7 +2957,21 @@
           <w:sz w:val="24"/>
           <w:szCs w:val="24"/>
         </w:rPr>
-        <w:t>AI generált kép esetén: 95%-os pontosság</w:t>
+        <w:t>AI generált kép esetén: 9</w:t>
+      </w:r>
+      <w:r>
+        <w:rPr>
+          <w:sz w:val="24"/>
+          <w:szCs w:val="24"/>
+        </w:rPr>
+        <w:t>4</w:t>
+      </w:r>
+      <w:r>
+        <w:rPr>
+          <w:sz w:val="24"/>
+          <w:szCs w:val="24"/>
+        </w:rPr>
+        <w:t>%-os pontosság</w:t>
       </w:r>
     </w:p>
     <w:p>
@@ -1826,7 +2993,21 @@
           <w:sz w:val="24"/>
           <w:szCs w:val="24"/>
         </w:rPr>
-        <w:t>valós kép esetén: 16,77%-os pontosság</w:t>
+        <w:t xml:space="preserve">valós kép esetén: </w:t>
+      </w:r>
+      <w:r>
+        <w:rPr>
+          <w:sz w:val="24"/>
+          <w:szCs w:val="24"/>
+        </w:rPr>
+        <w:t>21</w:t>
+      </w:r>
+      <w:r>
+        <w:rPr>
+          <w:sz w:val="24"/>
+          <w:szCs w:val="24"/>
+        </w:rPr>
+        <w:t>%-os pontosság</w:t>
       </w:r>
     </w:p>
     <w:p>
@@ -1887,6 +3068,7 @@
           <w:sz w:val="24"/>
           <w:szCs w:val="24"/>
         </w:rPr>
+        <w:lastRenderedPageBreak/>
         <w:t xml:space="preserve">1000 </w:t>
       </w:r>
       <w:r>
@@ -1894,7 +3076,21 @@
           <w:sz w:val="24"/>
           <w:szCs w:val="24"/>
         </w:rPr>
-        <w:t>AI generált kép esetén: 94%-os pontosság</w:t>
+        <w:t>AI generált kép esetén: 9</w:t>
+      </w:r>
+      <w:r>
+        <w:rPr>
+          <w:sz w:val="24"/>
+          <w:szCs w:val="24"/>
+        </w:rPr>
+        <w:t>3</w:t>
+      </w:r>
+      <w:r>
+        <w:rPr>
+          <w:sz w:val="24"/>
+          <w:szCs w:val="24"/>
+        </w:rPr>
+        <w:t>%-os pontosság</w:t>
       </w:r>
     </w:p>
     <w:p>
@@ -1923,7 +3119,14 @@
           <w:sz w:val="24"/>
           <w:szCs w:val="24"/>
         </w:rPr>
-        <w:t>32</w:t>
+        <w:t>3</w:t>
+      </w:r>
+      <w:r>
+        <w:rPr>
+          <w:sz w:val="24"/>
+          <w:szCs w:val="24"/>
+        </w:rPr>
+        <w:t>1</w:t>
       </w:r>
       <w:r>
         <w:rPr>
@@ -1968,7 +3171,23 @@
           <w:sz w:val="24"/>
           <w:szCs w:val="24"/>
         </w:rPr>
-        <w:t>Ebből kiindulva nem csak 180 fokos másolatot készítettem a valós képekről, hanem 90 és 270 fokban elforgatottat is.</w:t>
+        <w:t xml:space="preserve">Ebből kiindulva nem csak 180 fokos másolatot készítettem a valós képekről, hanem 90 és 270 fokban </w:t>
+      </w:r>
+      <w:proofErr w:type="spellStart"/>
+      <w:r>
+        <w:rPr>
+          <w:sz w:val="24"/>
+          <w:szCs w:val="24"/>
+        </w:rPr>
+        <w:t>elforgatottat</w:t>
+      </w:r>
+      <w:proofErr w:type="spellEnd"/>
+      <w:r>
+        <w:rPr>
+          <w:sz w:val="24"/>
+          <w:szCs w:val="24"/>
+        </w:rPr>
+        <w:t xml:space="preserve"> is.</w:t>
       </w:r>
     </w:p>
     <w:p>
@@ -2005,7 +3224,14 @@
           <w:sz w:val="24"/>
           <w:szCs w:val="24"/>
         </w:rPr>
-        <w:t>98</w:t>
+        <w:t>9</w:t>
+      </w:r>
+      <w:r>
+        <w:rPr>
+          <w:sz w:val="24"/>
+          <w:szCs w:val="24"/>
+        </w:rPr>
+        <w:t>3</w:t>
       </w:r>
       <w:r>
         <w:rPr>
@@ -2041,7 +3267,7 @@
           <w:sz w:val="24"/>
           <w:szCs w:val="24"/>
         </w:rPr>
-        <w:t>29</w:t>
+        <w:t>35</w:t>
       </w:r>
       <w:r>
         <w:rPr>
@@ -2071,428 +3297,880 @@
           <w:sz w:val="24"/>
           <w:szCs w:val="24"/>
         </w:rPr>
+        <w:t xml:space="preserve">Ezután újabb próbálkozásként kivettem a tanulási adatok közül </w:t>
+      </w:r>
+      <w:r>
+        <w:rPr>
+          <w:sz w:val="24"/>
+          <w:szCs w:val="24"/>
+        </w:rPr>
+        <w:t>az AI generált képek egy részét.</w:t>
+      </w:r>
+    </w:p>
+    <w:p>
+      <w:pPr>
+        <w:rPr>
+          <w:sz w:val="24"/>
+          <w:szCs w:val="24"/>
+        </w:rPr>
+      </w:pPr>
+    </w:p>
+    <w:p>
+      <w:pPr>
+        <w:rPr>
+          <w:sz w:val="24"/>
+          <w:szCs w:val="24"/>
+        </w:rPr>
+      </w:pPr>
+      <w:r>
+        <w:rPr>
+          <w:sz w:val="24"/>
+          <w:szCs w:val="24"/>
+        </w:rPr>
+        <w:t>1000 AI generált kép esetén: 9</w:t>
+      </w:r>
+      <w:r>
+        <w:rPr>
+          <w:sz w:val="24"/>
+          <w:szCs w:val="24"/>
+        </w:rPr>
+        <w:t>4</w:t>
+      </w:r>
+      <w:r>
+        <w:rPr>
+          <w:sz w:val="24"/>
+          <w:szCs w:val="24"/>
+        </w:rPr>
+        <w:t>%-os pontosság</w:t>
+      </w:r>
+    </w:p>
+    <w:p>
+      <w:pPr>
+        <w:rPr>
+          <w:sz w:val="24"/>
+          <w:szCs w:val="24"/>
+        </w:rPr>
+      </w:pPr>
+      <w:r>
+        <w:rPr>
+          <w:sz w:val="24"/>
+          <w:szCs w:val="24"/>
+        </w:rPr>
+        <w:t xml:space="preserve">1000 valós kép esetén: </w:t>
+      </w:r>
+      <w:r>
+        <w:rPr>
+          <w:sz w:val="24"/>
+          <w:szCs w:val="24"/>
+        </w:rPr>
+        <w:t>51</w:t>
+      </w:r>
+      <w:r>
+        <w:rPr>
+          <w:sz w:val="24"/>
+          <w:szCs w:val="24"/>
+        </w:rPr>
+        <w:t xml:space="preserve"> </w:t>
+      </w:r>
+      <w:r>
+        <w:rPr>
+          <w:sz w:val="24"/>
+          <w:szCs w:val="24"/>
+        </w:rPr>
+        <w:t>%-os pontosság</w:t>
+      </w:r>
+    </w:p>
+    <w:p>
+      <w:pPr>
+        <w:rPr>
+          <w:sz w:val="24"/>
+          <w:szCs w:val="24"/>
+        </w:rPr>
+      </w:pPr>
+    </w:p>
+    <w:p>
+      <w:pPr>
+        <w:rPr>
+          <w:sz w:val="24"/>
+          <w:szCs w:val="24"/>
+        </w:rPr>
+      </w:pPr>
+      <w:r>
+        <w:rPr>
+          <w:sz w:val="24"/>
+          <w:szCs w:val="24"/>
+        </w:rPr>
+        <w:t xml:space="preserve">Ezután további valós képek hozzáadásával próbáltam növelni a valós képet felismerésének </w:t>
+      </w:r>
+      <w:r>
+        <w:rPr>
+          <w:sz w:val="24"/>
+          <w:szCs w:val="24"/>
+        </w:rPr>
+        <w:t>hatékonyságát. Ez azonban nem javított a teljesítményen.</w:t>
+      </w:r>
+    </w:p>
+    <w:p>
+      <w:pPr>
+        <w:rPr>
+          <w:sz w:val="24"/>
+          <w:szCs w:val="24"/>
+        </w:rPr>
+      </w:pPr>
+    </w:p>
+    <w:p>
+      <w:pPr>
+        <w:rPr>
+          <w:sz w:val="24"/>
+          <w:szCs w:val="24"/>
+        </w:rPr>
+      </w:pPr>
+      <w:r>
+        <w:rPr>
+          <w:sz w:val="24"/>
+          <w:szCs w:val="24"/>
+        </w:rPr>
+        <w:t xml:space="preserve">Majd egy </w:t>
+      </w:r>
+      <w:proofErr w:type="spellStart"/>
+      <w:r>
+        <w:rPr>
+          <w:sz w:val="24"/>
+          <w:szCs w:val="24"/>
+        </w:rPr>
+        <w:t>Color</w:t>
+      </w:r>
+      <w:proofErr w:type="spellEnd"/>
+      <w:r>
+        <w:rPr>
+          <w:sz w:val="24"/>
+          <w:szCs w:val="24"/>
+        </w:rPr>
+        <w:t xml:space="preserve"> </w:t>
+      </w:r>
+      <w:proofErr w:type="spellStart"/>
+      <w:r>
+        <w:rPr>
+          <w:sz w:val="24"/>
+          <w:szCs w:val="24"/>
+        </w:rPr>
+        <w:t>Jitter</w:t>
+      </w:r>
+      <w:proofErr w:type="spellEnd"/>
+      <w:r>
+        <w:rPr>
+          <w:sz w:val="24"/>
+          <w:szCs w:val="24"/>
+        </w:rPr>
+        <w:t xml:space="preserve"> függvényt próbáltam a képekre rakni. Ez véletlenszerűen változtatja a </w:t>
+      </w:r>
+      <w:r>
+        <w:rPr>
+          <w:sz w:val="24"/>
+          <w:szCs w:val="24"/>
+        </w:rPr>
+        <w:t>képek színét egy tartományban</w:t>
+      </w:r>
+      <w:r>
+        <w:rPr>
+          <w:sz w:val="24"/>
+          <w:szCs w:val="24"/>
+        </w:rPr>
+        <w:t>, ami segít általánosabbá tenni a neurális hálót, mivel nem tanul meg annyira specifikus mintákat (túltanulás ellen hatásos). Sajnos ez sem hozott változást.</w:t>
+      </w:r>
+    </w:p>
+    <w:p>
+      <w:pPr>
+        <w:rPr>
+          <w:sz w:val="24"/>
+          <w:szCs w:val="24"/>
+        </w:rPr>
+      </w:pPr>
+    </w:p>
+    <w:p>
+      <w:pPr>
+        <w:rPr>
+          <w:sz w:val="24"/>
+          <w:szCs w:val="24"/>
+        </w:rPr>
+      </w:pPr>
+      <w:r>
+        <w:rPr>
+          <w:sz w:val="24"/>
+          <w:szCs w:val="24"/>
+        </w:rPr>
+        <w:t xml:space="preserve">A modell </w:t>
+      </w:r>
+      <w:r>
+        <w:rPr>
+          <w:sz w:val="24"/>
+          <w:szCs w:val="24"/>
+        </w:rPr>
+        <w:t>kimenete egy szám</w:t>
+      </w:r>
+      <w:r>
+        <w:rPr>
+          <w:sz w:val="24"/>
+          <w:szCs w:val="24"/>
+        </w:rPr>
+        <w:t>, amely érté</w:t>
+      </w:r>
+      <w:r>
+        <w:rPr>
+          <w:sz w:val="24"/>
+          <w:szCs w:val="24"/>
+        </w:rPr>
+        <w:t>k</w:t>
+      </w:r>
+      <w:r>
+        <w:rPr>
+          <w:sz w:val="24"/>
+          <w:szCs w:val="24"/>
+        </w:rPr>
+        <w:t xml:space="preserve">e 0 és 1 között mozog. </w:t>
+      </w:r>
+      <w:r>
+        <w:rPr>
+          <w:sz w:val="24"/>
+          <w:szCs w:val="24"/>
+        </w:rPr>
+        <w:t>1</w:t>
+      </w:r>
+      <w:r>
+        <w:rPr>
+          <w:sz w:val="24"/>
+          <w:szCs w:val="24"/>
+        </w:rPr>
+        <w:t xml:space="preserve"> az AI generált, míg </w:t>
+      </w:r>
+      <w:r>
+        <w:rPr>
+          <w:sz w:val="24"/>
+          <w:szCs w:val="24"/>
+        </w:rPr>
+        <w:t>0</w:t>
+      </w:r>
+      <w:r>
+        <w:rPr>
+          <w:sz w:val="24"/>
+          <w:szCs w:val="24"/>
+        </w:rPr>
+        <w:t xml:space="preserve"> a valós kép.</w:t>
+      </w:r>
+      <w:r>
+        <w:rPr>
+          <w:sz w:val="24"/>
+          <w:szCs w:val="24"/>
+        </w:rPr>
+        <w:t xml:space="preserve"> Azt, hogy a </w:t>
+      </w:r>
+      <w:r>
+        <w:rPr>
+          <w:sz w:val="24"/>
+          <w:szCs w:val="24"/>
+        </w:rPr>
+        <w:t>modell kimenete alapján mire ítélje meg a képet, egy határ számmal kell megállapítani.</w:t>
+      </w:r>
+      <w:r>
+        <w:rPr>
+          <w:sz w:val="24"/>
+          <w:szCs w:val="24"/>
+        </w:rPr>
+        <w:t xml:space="preserve"> Alapvetően ez az érték 0,5 volt. </w:t>
+      </w:r>
+      <w:r>
+        <w:rPr>
+          <w:sz w:val="24"/>
+          <w:szCs w:val="24"/>
+        </w:rPr>
+        <w:t xml:space="preserve">Azonban megfigyelhető volt, hogy az AI generált képek esetén a kimenet közel volt az 1-hez, </w:t>
+      </w:r>
+      <w:r>
+        <w:rPr>
+          <w:sz w:val="24"/>
+          <w:szCs w:val="24"/>
+        </w:rPr>
+        <w:t>míg</w:t>
+      </w:r>
+      <w:r>
+        <w:rPr>
+          <w:sz w:val="24"/>
+          <w:szCs w:val="24"/>
+        </w:rPr>
+        <w:t xml:space="preserve"> a valós képeknél gyakran volt kicsivel a 0,5-ös érték felett. Tehát érezte a modell, hogy a valós képek nem annyira biztosan AI generáltak, de az érték gyakran 0,5 felett maradt. Így felmerült az az ötlet, hogy ne 0,5-nél legyen meghúzva a határ.</w:t>
+      </w:r>
+    </w:p>
+    <w:p>
+      <w:pPr>
+        <w:rPr>
+          <w:sz w:val="24"/>
+          <w:szCs w:val="24"/>
+        </w:rPr>
+      </w:pPr>
+      <w:r>
+        <w:rPr>
+          <w:sz w:val="24"/>
+          <w:szCs w:val="24"/>
+        </w:rPr>
+        <w:t xml:space="preserve"> Ennek a számnak a megtalálására futtattam egy tesztet. X tengely ez a szám, Y a pontosság (%-</w:t>
+      </w:r>
+      <w:r>
+        <w:rPr>
+          <w:sz w:val="24"/>
+          <w:szCs w:val="24"/>
+        </w:rPr>
+        <w:t>ban</w:t>
+      </w:r>
+      <w:r>
+        <w:rPr>
+          <w:sz w:val="24"/>
+          <w:szCs w:val="24"/>
+        </w:rPr>
+        <w:t>):</w:t>
+      </w:r>
+    </w:p>
+    <w:p>
+      <w:pPr>
+        <w:rPr>
+          <w:sz w:val="24"/>
+          <w:szCs w:val="24"/>
+        </w:rPr>
+      </w:pPr>
+      <w:r>
+        <w:rPr>
+          <w:noProof/>
+          <w:sz w:val="24"/>
+          <w:szCs w:val="24"/>
+        </w:rPr>
         <w:lastRenderedPageBreak/>
-        <w:t>Ezzel szinte változatlan maradt az eredmény.</w:t>
-      </w:r>
-    </w:p>
-    <w:p>
-      <w:pPr>
-        <w:rPr>
-          <w:sz w:val="24"/>
-          <w:szCs w:val="24"/>
-        </w:rPr>
-      </w:pPr>
-    </w:p>
-    <w:p>
-      <w:pPr>
-        <w:rPr>
-          <w:sz w:val="24"/>
-          <w:szCs w:val="24"/>
-        </w:rPr>
-      </w:pPr>
-    </w:p>
-    <w:p>
-      <w:pPr>
-        <w:rPr>
-          <w:sz w:val="24"/>
-          <w:szCs w:val="24"/>
-        </w:rPr>
-      </w:pPr>
-      <w:r>
-        <w:rPr>
-          <w:sz w:val="24"/>
-          <w:szCs w:val="24"/>
-        </w:rPr>
-        <w:t xml:space="preserve">Ezután újabb próbálkozásként kivettem a tanulási adatok közül </w:t>
-      </w:r>
-      <w:r>
-        <w:rPr>
-          <w:sz w:val="24"/>
-          <w:szCs w:val="24"/>
-        </w:rPr>
-        <w:t>az AI generált képek egy részét.</w:t>
-      </w:r>
-    </w:p>
-    <w:p>
-      <w:pPr>
-        <w:rPr>
-          <w:sz w:val="24"/>
-          <w:szCs w:val="24"/>
-        </w:rPr>
-      </w:pPr>
-    </w:p>
-    <w:p>
-      <w:pPr>
-        <w:rPr>
-          <w:sz w:val="24"/>
-          <w:szCs w:val="24"/>
-        </w:rPr>
-      </w:pPr>
-      <w:r>
-        <w:rPr>
-          <w:sz w:val="24"/>
-          <w:szCs w:val="24"/>
-        </w:rPr>
-        <w:t>1000 AI generált kép esetén: 9</w:t>
-      </w:r>
-      <w:r>
-        <w:rPr>
-          <w:sz w:val="24"/>
-          <w:szCs w:val="24"/>
-        </w:rPr>
-        <w:t>7</w:t>
-      </w:r>
-      <w:r>
-        <w:rPr>
-          <w:sz w:val="24"/>
-          <w:szCs w:val="24"/>
-        </w:rPr>
-        <w:t>%-os pontosság</w:t>
-      </w:r>
-    </w:p>
-    <w:p>
-      <w:pPr>
-        <w:rPr>
-          <w:sz w:val="24"/>
-          <w:szCs w:val="24"/>
-        </w:rPr>
-      </w:pPr>
-      <w:r>
-        <w:rPr>
-          <w:sz w:val="24"/>
-          <w:szCs w:val="24"/>
-        </w:rPr>
-        <w:t xml:space="preserve">1000 valós kép esetén: </w:t>
-      </w:r>
-      <w:r>
-        <w:rPr>
-          <w:sz w:val="24"/>
-          <w:szCs w:val="24"/>
-        </w:rPr>
-        <w:t>41,25</w:t>
-      </w:r>
-      <w:r>
-        <w:rPr>
-          <w:sz w:val="24"/>
-          <w:szCs w:val="24"/>
-        </w:rPr>
-        <w:t>%-os pontosság</w:t>
-      </w:r>
-    </w:p>
-    <w:p>
-      <w:pPr>
-        <w:rPr>
-          <w:sz w:val="24"/>
-          <w:szCs w:val="24"/>
-        </w:rPr>
-      </w:pPr>
-    </w:p>
-    <w:p>
-      <w:pPr>
-        <w:rPr>
-          <w:sz w:val="24"/>
-          <w:szCs w:val="24"/>
-        </w:rPr>
-      </w:pPr>
-      <w:r>
-        <w:rPr>
-          <w:sz w:val="24"/>
-          <w:szCs w:val="24"/>
-        </w:rPr>
-        <w:t xml:space="preserve">Ezután további valós képek hozzáadásával próbáltam növelni a valós képet felismerésének </w:t>
-      </w:r>
-      <w:r>
-        <w:rPr>
-          <w:sz w:val="24"/>
-          <w:szCs w:val="24"/>
-        </w:rPr>
-        <w:t>hatékonyságát. Ez azonban nem javított a teljesítményen.</w:t>
-      </w:r>
-    </w:p>
-    <w:p>
-      <w:pPr>
-        <w:rPr>
-          <w:sz w:val="24"/>
-          <w:szCs w:val="24"/>
-        </w:rPr>
-      </w:pPr>
-    </w:p>
-    <w:p>
-      <w:pPr>
-        <w:rPr>
-          <w:sz w:val="24"/>
-          <w:szCs w:val="24"/>
-        </w:rPr>
-      </w:pPr>
-      <w:r>
-        <w:rPr>
-          <w:sz w:val="24"/>
-          <w:szCs w:val="24"/>
-        </w:rPr>
-        <w:t xml:space="preserve">Majd egy Color Jitter függvényt próbáltam a képekre rakni. Ez véletlenszerűen változtatja a </w:t>
-      </w:r>
-      <w:r>
-        <w:rPr>
-          <w:sz w:val="24"/>
-          <w:szCs w:val="24"/>
-        </w:rPr>
-        <w:t>képek színét egy tartományban</w:t>
-      </w:r>
-      <w:r>
-        <w:rPr>
-          <w:sz w:val="24"/>
-          <w:szCs w:val="24"/>
-        </w:rPr>
-        <w:t>, ami segít általánosabbá tenni a neurális hálót, mivel nem tanul meg annyira specifikus mintákat (túltanulás ellen hatásos). Sajnos ez sem hozott változást.</w:t>
-      </w:r>
-    </w:p>
-    <w:p>
-      <w:pPr>
-        <w:rPr>
-          <w:sz w:val="24"/>
-          <w:szCs w:val="24"/>
-        </w:rPr>
-      </w:pPr>
-    </w:p>
-    <w:p>
-      <w:pPr>
-        <w:rPr>
-          <w:sz w:val="24"/>
-          <w:szCs w:val="24"/>
-        </w:rPr>
-      </w:pPr>
-      <w:r>
-        <w:rPr>
-          <w:sz w:val="24"/>
-          <w:szCs w:val="24"/>
-        </w:rPr>
-        <w:t xml:space="preserve">A modell kimenete két szám, amelyből jól lehet százalékosan számolni, hogy mekkora eséllyel AI generált vagy valós a kép. Mivel továbbra is az AI generált képek esetén magas a pontosság, a valós képeknél viszont nem annyira, </w:t>
-      </w:r>
-      <w:r>
-        <w:rPr>
-          <w:sz w:val="24"/>
-          <w:szCs w:val="24"/>
-        </w:rPr>
-        <w:t xml:space="preserve">és látszik, hogy az AI generált esetén nagy magabiztossággal ítéli AI generáltnak, míg a valósnál a két szám közelebb van egymáshoz (még ha az AI generált továbbra is magasabb), </w:t>
-      </w:r>
-      <w:r>
-        <w:rPr>
-          <w:sz w:val="24"/>
-          <w:szCs w:val="24"/>
-        </w:rPr>
-        <w:t xml:space="preserve">így </w:t>
-      </w:r>
-      <w:r>
-        <w:rPr>
-          <w:sz w:val="24"/>
-          <w:szCs w:val="24"/>
-        </w:rPr>
-        <w:t xml:space="preserve">a százalékos értékek eltolásával tovább javítható a pontosság. </w:t>
-      </w:r>
-      <w:r>
-        <w:rPr>
-          <w:sz w:val="24"/>
-          <w:szCs w:val="24"/>
-        </w:rPr>
-        <w:t>Az eredmények:</w:t>
-      </w:r>
-    </w:p>
-    <w:p>
-      <w:pPr>
-        <w:rPr>
-          <w:sz w:val="24"/>
-          <w:szCs w:val="24"/>
-        </w:rPr>
-      </w:pPr>
-    </w:p>
-    <w:p>
-      <w:pPr>
-        <w:rPr>
-          <w:sz w:val="24"/>
-          <w:szCs w:val="24"/>
-        </w:rPr>
-      </w:pPr>
-      <w:r>
-        <w:rPr>
-          <w:sz w:val="24"/>
-          <w:szCs w:val="24"/>
-        </w:rPr>
-        <w:t>50% esetén (alapeset): 65,83%</w:t>
-      </w:r>
-    </w:p>
-    <w:p>
-      <w:pPr>
-        <w:rPr>
-          <w:sz w:val="24"/>
-          <w:szCs w:val="24"/>
-        </w:rPr>
-      </w:pPr>
-      <w:r>
-        <w:rPr>
-          <w:sz w:val="24"/>
-          <w:szCs w:val="24"/>
-        </w:rPr>
-        <w:t xml:space="preserve">60% esetén: </w:t>
-      </w:r>
-      <w:r>
-        <w:rPr>
-          <w:sz w:val="24"/>
-          <w:szCs w:val="24"/>
-        </w:rPr>
-        <w:t>69,28%</w:t>
-      </w:r>
-    </w:p>
-    <w:p>
-      <w:pPr>
-        <w:rPr>
-          <w:sz w:val="24"/>
-          <w:szCs w:val="24"/>
-        </w:rPr>
-      </w:pPr>
-      <w:r>
-        <w:rPr>
-          <w:sz w:val="24"/>
-          <w:szCs w:val="24"/>
-        </w:rPr>
-        <w:t>70% esetén:</w:t>
-      </w:r>
-      <w:r>
-        <w:rPr>
-          <w:sz w:val="24"/>
-          <w:szCs w:val="24"/>
-        </w:rPr>
-        <w:t xml:space="preserve"> 71,16%</w:t>
-      </w:r>
-    </w:p>
-    <w:p>
-      <w:pPr>
-        <w:rPr>
-          <w:sz w:val="24"/>
-          <w:szCs w:val="24"/>
-        </w:rPr>
-      </w:pPr>
-      <w:r>
-        <w:rPr>
-          <w:sz w:val="24"/>
-          <w:szCs w:val="24"/>
-        </w:rPr>
-        <w:t xml:space="preserve">80% esetén: </w:t>
-      </w:r>
-      <w:r>
-        <w:rPr>
-          <w:sz w:val="24"/>
-          <w:szCs w:val="24"/>
-        </w:rPr>
-        <w:t>76,49%</w:t>
-      </w:r>
-    </w:p>
-    <w:p>
-      <w:pPr>
-        <w:rPr>
-          <w:sz w:val="24"/>
-          <w:szCs w:val="24"/>
-        </w:rPr>
-      </w:pPr>
-      <w:r>
-        <w:rPr>
-          <w:sz w:val="24"/>
-          <w:szCs w:val="24"/>
-        </w:rPr>
-        <w:t xml:space="preserve">90% esetén: </w:t>
-      </w:r>
-      <w:r>
-        <w:rPr>
-          <w:sz w:val="24"/>
-          <w:szCs w:val="24"/>
-        </w:rPr>
-        <w:t>82,13%</w:t>
-      </w:r>
-    </w:p>
-    <w:p>
-      <w:pPr>
-        <w:rPr>
-          <w:sz w:val="24"/>
-          <w:szCs w:val="24"/>
-        </w:rPr>
-      </w:pPr>
-    </w:p>
-    <w:p>
-      <w:pPr>
-        <w:rPr>
-          <w:sz w:val="24"/>
-          <w:szCs w:val="24"/>
-        </w:rPr>
-      </w:pPr>
-      <w:r>
-        <w:rPr>
-          <w:sz w:val="24"/>
-          <w:szCs w:val="24"/>
-        </w:rPr>
-        <w:t>Tehát azzal, hogy csak akkor ítél AI generáltnak egy képet, hogyha 0,9-nél nagyobb az első érték és 0,1-nél kisebb a második, a pontosság 16%-ot javult.</w:t>
-      </w:r>
-    </w:p>
-    <w:p>
-      <w:pPr>
-        <w:rPr>
-          <w:sz w:val="24"/>
-          <w:szCs w:val="24"/>
-        </w:rPr>
-      </w:pPr>
-      <w:r>
-        <w:rPr>
-          <w:sz w:val="24"/>
-          <w:szCs w:val="24"/>
-        </w:rPr>
-        <w:t>Így a valós képeknél a pontosság 66,25%, míg az AI generáltnál 98,14%.</w:t>
-      </w:r>
-    </w:p>
-    <w:p>
-      <w:pPr>
-        <w:rPr>
-          <w:sz w:val="24"/>
-          <w:szCs w:val="24"/>
-        </w:rPr>
-      </w:pPr>
-    </w:p>
-    <w:p>
-      <w:pPr>
-        <w:rPr>
-          <w:sz w:val="24"/>
-          <w:szCs w:val="24"/>
-        </w:rPr>
-      </w:pPr>
-    </w:p>
-    <w:p>
-      <w:pPr>
-        <w:rPr>
-          <w:sz w:val="24"/>
-          <w:szCs w:val="24"/>
-        </w:rPr>
-      </w:pPr>
-    </w:p>
-    <w:p>
-      <w:pPr>
-        <w:rPr>
-          <w:sz w:val="24"/>
-          <w:szCs w:val="24"/>
-        </w:rPr>
-      </w:pPr>
-    </w:p>
-    <w:p>
-      <w:pPr>
-        <w:rPr>
-          <w:sz w:val="24"/>
-          <w:szCs w:val="24"/>
-        </w:rPr>
-      </w:pPr>
-    </w:p>
-    <w:p>
-      <w:pPr>
-        <w:rPr>
-          <w:sz w:val="24"/>
-          <w:szCs w:val="24"/>
-        </w:rPr>
-      </w:pPr>
+        <w:drawing>
+          <wp:inline distT="0" distB="0" distL="0" distR="0" wp14:anchorId="612131A9" wp14:editId="62FAD3FD">
+            <wp:extent cx="5760720" cy="5001895"/>
+            <wp:effectExtent l="0" t="0" r="0" b="8255"/>
+            <wp:docPr id="1" name="Kép 1"/>
+            <wp:cNvGraphicFramePr>
+              <a:graphicFrameLocks xmlns:a="http://schemas.openxmlformats.org/drawingml/2006/main" noChangeAspect="1"/>
+            </wp:cNvGraphicFramePr>
+            <a:graphic xmlns:a="http://schemas.openxmlformats.org/drawingml/2006/main">
+              <a:graphicData uri="http://schemas.openxmlformats.org/drawingml/2006/picture">
+                <pic:pic xmlns:pic="http://schemas.openxmlformats.org/drawingml/2006/picture">
+                  <pic:nvPicPr>
+                    <pic:cNvPr id="1" name=""/>
+                    <pic:cNvPicPr/>
+                  </pic:nvPicPr>
+                  <pic:blipFill>
+                    <a:blip r:embed="rId12"/>
+                    <a:stretch>
+                      <a:fillRect/>
+                    </a:stretch>
+                  </pic:blipFill>
+                  <pic:spPr>
+                    <a:xfrm>
+                      <a:off x="0" y="0"/>
+                      <a:ext cx="5760720" cy="5001895"/>
+                    </a:xfrm>
+                    <a:prstGeom prst="rect">
+                      <a:avLst/>
+                    </a:prstGeom>
+                  </pic:spPr>
+                </pic:pic>
+              </a:graphicData>
+            </a:graphic>
+          </wp:inline>
+        </w:drawing>
+      </w:r>
+    </w:p>
+    <w:p>
+      <w:pPr>
+        <w:rPr>
+          <w:sz w:val="24"/>
+          <w:szCs w:val="24"/>
+        </w:rPr>
+      </w:pPr>
+    </w:p>
+    <w:p>
+      <w:pPr>
+        <w:rPr>
+          <w:sz w:val="24"/>
+          <w:szCs w:val="24"/>
+        </w:rPr>
+      </w:pPr>
+      <w:r>
+        <w:rPr>
+          <w:sz w:val="24"/>
+          <w:szCs w:val="24"/>
+        </w:rPr>
+        <w:t xml:space="preserve">Látszik, hogy egészen X = 0,9 pontig javul a pontosság, így a </w:t>
+      </w:r>
+      <w:r>
+        <w:rPr>
+          <w:sz w:val="24"/>
+          <w:szCs w:val="24"/>
+        </w:rPr>
+        <w:t>modell döntési határa 0,9 lett.</w:t>
+      </w:r>
+      <w:r>
+        <w:rPr>
+          <w:sz w:val="24"/>
+          <w:szCs w:val="24"/>
+        </w:rPr>
+        <w:t xml:space="preserve"> Ezzel az eredeti, 0,5-es értékhez képest a pontosság 10-15%-ot is javult.</w:t>
+      </w:r>
+    </w:p>
+    <w:p>
+      <w:pPr>
+        <w:rPr>
+          <w:sz w:val="24"/>
+          <w:szCs w:val="24"/>
+        </w:rPr>
+      </w:pPr>
+    </w:p>
+    <w:p>
+      <w:pPr>
+        <w:rPr>
+          <w:b/>
+          <w:bCs/>
+          <w:sz w:val="28"/>
+          <w:szCs w:val="28"/>
+        </w:rPr>
+      </w:pPr>
+      <w:r>
+        <w:rPr>
+          <w:b/>
+          <w:bCs/>
+          <w:sz w:val="28"/>
+          <w:szCs w:val="28"/>
+        </w:rPr>
+        <w:t>Megjelenítés</w:t>
+      </w:r>
+    </w:p>
+    <w:p>
+      <w:pPr>
+        <w:rPr>
+          <w:b/>
+          <w:bCs/>
+          <w:sz w:val="28"/>
+          <w:szCs w:val="28"/>
+        </w:rPr>
+      </w:pPr>
+    </w:p>
+    <w:p>
+      <w:pPr>
+        <w:rPr>
+          <w:sz w:val="24"/>
+          <w:szCs w:val="24"/>
+        </w:rPr>
+      </w:pPr>
+      <w:r>
+        <w:rPr>
+          <w:sz w:val="24"/>
+          <w:szCs w:val="24"/>
+        </w:rPr>
+        <w:t xml:space="preserve">Az alkalmazás </w:t>
+      </w:r>
+      <w:r>
+        <w:rPr>
+          <w:sz w:val="24"/>
+          <w:szCs w:val="24"/>
+        </w:rPr>
+        <w:t xml:space="preserve">frontend része </w:t>
+      </w:r>
+      <w:proofErr w:type="spellStart"/>
+      <w:r>
+        <w:rPr>
+          <w:sz w:val="24"/>
+          <w:szCs w:val="24"/>
+        </w:rPr>
+        <w:t>Blazor</w:t>
+      </w:r>
+      <w:proofErr w:type="spellEnd"/>
+      <w:r>
+        <w:rPr>
+          <w:sz w:val="24"/>
+          <w:szCs w:val="24"/>
+        </w:rPr>
+        <w:t xml:space="preserve">-ben lett implementálva. </w:t>
+      </w:r>
+      <w:r>
+        <w:rPr>
+          <w:sz w:val="24"/>
+          <w:szCs w:val="24"/>
+        </w:rPr>
+        <w:t xml:space="preserve">A felhasználó feltölthet egy </w:t>
+      </w:r>
+      <w:proofErr w:type="spellStart"/>
+      <w:r>
+        <w:rPr>
+          <w:sz w:val="24"/>
+          <w:szCs w:val="24"/>
+        </w:rPr>
+        <w:t>jpg</w:t>
+      </w:r>
+      <w:proofErr w:type="spellEnd"/>
+      <w:r>
+        <w:rPr>
+          <w:sz w:val="24"/>
+          <w:szCs w:val="24"/>
+        </w:rPr>
+        <w:t xml:space="preserve"> file-t, </w:t>
+      </w:r>
+      <w:r>
+        <w:rPr>
+          <w:sz w:val="24"/>
+          <w:szCs w:val="24"/>
+        </w:rPr>
+        <w:t xml:space="preserve">amit a program lement. </w:t>
+      </w:r>
+      <w:r>
+        <w:rPr>
+          <w:sz w:val="24"/>
+          <w:szCs w:val="24"/>
+        </w:rPr>
+        <w:t>Ezután meghívja a Python script-</w:t>
+      </w:r>
+      <w:proofErr w:type="spellStart"/>
+      <w:r>
+        <w:rPr>
+          <w:sz w:val="24"/>
+          <w:szCs w:val="24"/>
+        </w:rPr>
+        <w:t>et</w:t>
+      </w:r>
+      <w:proofErr w:type="spellEnd"/>
+      <w:r>
+        <w:rPr>
+          <w:sz w:val="24"/>
+          <w:szCs w:val="24"/>
+        </w:rPr>
+        <w:t xml:space="preserve">, ami a letöltött képet elemzi, és a Python nyelv print függvényével kiírja a szabványos kimenetre, hogy a kép valós, vagy </w:t>
+      </w:r>
+      <w:r>
+        <w:rPr>
+          <w:sz w:val="24"/>
+          <w:szCs w:val="24"/>
+        </w:rPr>
+        <w:t>AI</w:t>
+      </w:r>
+      <w:r>
+        <w:rPr>
+          <w:sz w:val="24"/>
+          <w:szCs w:val="24"/>
+        </w:rPr>
+        <w:t xml:space="preserve"> generált. </w:t>
+      </w:r>
+      <w:r>
+        <w:rPr>
+          <w:sz w:val="24"/>
+          <w:szCs w:val="24"/>
+        </w:rPr>
+        <w:t xml:space="preserve">Ezt a C# kód egy </w:t>
+      </w:r>
+      <w:proofErr w:type="spellStart"/>
+      <w:r>
+        <w:rPr>
+          <w:sz w:val="24"/>
+          <w:szCs w:val="24"/>
+        </w:rPr>
+        <w:t>string</w:t>
+      </w:r>
+      <w:proofErr w:type="spellEnd"/>
+      <w:r>
+        <w:rPr>
+          <w:sz w:val="24"/>
+          <w:szCs w:val="24"/>
+        </w:rPr>
+        <w:t xml:space="preserve"> változóban tudja tárolni, amit utána könnyen ki lehet írni a </w:t>
+      </w:r>
+      <w:proofErr w:type="spellStart"/>
+      <w:r>
+        <w:rPr>
+          <w:sz w:val="24"/>
+          <w:szCs w:val="24"/>
+        </w:rPr>
+        <w:t>Blazor</w:t>
+      </w:r>
+      <w:proofErr w:type="spellEnd"/>
+      <w:r>
+        <w:rPr>
+          <w:sz w:val="24"/>
+          <w:szCs w:val="24"/>
+        </w:rPr>
+        <w:t xml:space="preserve"> komponensre.</w:t>
+      </w:r>
+    </w:p>
+    <w:p>
+      <w:pPr>
+        <w:rPr>
+          <w:sz w:val="24"/>
+          <w:szCs w:val="24"/>
+        </w:rPr>
+      </w:pPr>
+    </w:p>
+    <w:p>
+      <w:pPr>
+        <w:rPr>
+          <w:sz w:val="24"/>
+          <w:szCs w:val="24"/>
+        </w:rPr>
+      </w:pPr>
+    </w:p>
+    <w:p>
+      <w:pPr>
+        <w:rPr>
+          <w:sz w:val="24"/>
+          <w:szCs w:val="24"/>
+        </w:rPr>
+      </w:pPr>
+      <w:r>
+        <w:rPr>
+          <w:sz w:val="24"/>
+          <w:szCs w:val="24"/>
+        </w:rPr>
+        <w:t>A kezdeti állapot:</w:t>
+      </w:r>
+    </w:p>
+    <w:p>
+      <w:pPr>
+        <w:rPr>
+          <w:sz w:val="24"/>
+          <w:szCs w:val="24"/>
+        </w:rPr>
+      </w:pPr>
+      <w:r>
+        <w:rPr>
+          <w:noProof/>
+          <w:sz w:val="24"/>
+          <w:szCs w:val="24"/>
+        </w:rPr>
+        <w:lastRenderedPageBreak/>
+        <w:drawing>
+          <wp:inline distT="0" distB="0" distL="0" distR="0" wp14:anchorId="7751D558" wp14:editId="1BB1A903">
+            <wp:extent cx="5630256" cy="3031103"/>
+            <wp:effectExtent l="38100" t="38100" r="46990" b="36195"/>
+            <wp:docPr id="5" name="Kép 4">
+              <a:extLst xmlns:a="http://schemas.openxmlformats.org/drawingml/2006/main">
+                <a:ext uri="{FF2B5EF4-FFF2-40B4-BE49-F238E27FC236}">
+                  <a16:creationId xmlns:a16="http://schemas.microsoft.com/office/drawing/2014/main" id="{BB15BC9F-4B61-4C7D-8062-35BF28FD1A46}"/>
+                </a:ext>
+              </a:extLst>
+            </wp:docPr>
+            <wp:cNvGraphicFramePr>
+              <a:graphicFrameLocks xmlns:a="http://schemas.openxmlformats.org/drawingml/2006/main" noChangeAspect="1"/>
+            </wp:cNvGraphicFramePr>
+            <a:graphic xmlns:a="http://schemas.openxmlformats.org/drawingml/2006/main">
+              <a:graphicData uri="http://schemas.openxmlformats.org/drawingml/2006/picture">
+                <pic:pic xmlns:pic="http://schemas.openxmlformats.org/drawingml/2006/picture">
+                  <pic:nvPicPr>
+                    <pic:cNvPr id="5" name="Kép 4">
+                      <a:extLst>
+                        <a:ext uri="{FF2B5EF4-FFF2-40B4-BE49-F238E27FC236}">
+                          <a16:creationId xmlns:a16="http://schemas.microsoft.com/office/drawing/2014/main" id="{BB15BC9F-4B61-4C7D-8062-35BF28FD1A46}"/>
+                        </a:ext>
+                      </a:extLst>
+                    </pic:cNvPr>
+                    <pic:cNvPicPr>
+                      <a:picLocks noChangeAspect="1"/>
+                    </pic:cNvPicPr>
+                  </pic:nvPicPr>
+                  <pic:blipFill>
+                    <a:blip r:embed="rId13"/>
+                    <a:stretch>
+                      <a:fillRect/>
+                    </a:stretch>
+                  </pic:blipFill>
+                  <pic:spPr>
+                    <a:xfrm>
+                      <a:off x="0" y="0"/>
+                      <a:ext cx="5641773" cy="3037304"/>
+                    </a:xfrm>
+                    <a:prstGeom prst="rect">
+                      <a:avLst/>
+                    </a:prstGeom>
+                    <a:ln w="22225">
+                      <a:solidFill>
+                        <a:schemeClr val="tx1"/>
+                      </a:solidFill>
+                    </a:ln>
+                    <a:effectLst>
+                      <a:softEdge rad="0"/>
+                    </a:effectLst>
+                  </pic:spPr>
+                </pic:pic>
+              </a:graphicData>
+            </a:graphic>
+          </wp:inline>
+        </w:drawing>
+      </w:r>
+    </w:p>
+    <w:p>
+      <w:pPr>
+        <w:rPr>
+          <w:sz w:val="24"/>
+          <w:szCs w:val="24"/>
+        </w:rPr>
+      </w:pPr>
+    </w:p>
+    <w:p>
+      <w:pPr>
+        <w:rPr>
+          <w:sz w:val="24"/>
+          <w:szCs w:val="24"/>
+        </w:rPr>
+      </w:pPr>
+      <w:r>
+        <w:rPr>
+          <w:sz w:val="24"/>
+          <w:szCs w:val="24"/>
+        </w:rPr>
+        <w:t>A kép feltöltése után:</w:t>
+      </w:r>
+    </w:p>
+    <w:p>
+      <w:pPr>
+        <w:rPr>
+          <w:sz w:val="24"/>
+          <w:szCs w:val="24"/>
+        </w:rPr>
+      </w:pPr>
+    </w:p>
+    <w:p>
+      <w:pPr>
+        <w:rPr>
+          <w:sz w:val="24"/>
+          <w:szCs w:val="24"/>
+        </w:rPr>
+      </w:pPr>
+      <w:r>
+        <w:rPr>
+          <w:noProof/>
+          <w:sz w:val="24"/>
+          <w:szCs w:val="24"/>
+        </w:rPr>
+        <w:drawing>
+          <wp:inline distT="0" distB="0" distL="0" distR="0" wp14:anchorId="35EBDB21" wp14:editId="52D2DA24">
+            <wp:extent cx="5617972" cy="3015201"/>
+            <wp:effectExtent l="38100" t="38100" r="40005" b="33020"/>
+            <wp:docPr id="2" name="Kép 4">
+              <a:extLst xmlns:a="http://schemas.openxmlformats.org/drawingml/2006/main">
+                <a:ext uri="{FF2B5EF4-FFF2-40B4-BE49-F238E27FC236}">
+                  <a16:creationId xmlns:a16="http://schemas.microsoft.com/office/drawing/2014/main" id="{1E15E628-9E0F-49FA-AC49-43FA6D7E6C86}"/>
+                </a:ext>
+              </a:extLst>
+            </wp:docPr>
+            <wp:cNvGraphicFramePr>
+              <a:graphicFrameLocks xmlns:a="http://schemas.openxmlformats.org/drawingml/2006/main" noChangeAspect="1"/>
+            </wp:cNvGraphicFramePr>
+            <a:graphic xmlns:a="http://schemas.openxmlformats.org/drawingml/2006/main">
+              <a:graphicData uri="http://schemas.openxmlformats.org/drawingml/2006/picture">
+                <pic:pic xmlns:pic="http://schemas.openxmlformats.org/drawingml/2006/picture">
+                  <pic:nvPicPr>
+                    <pic:cNvPr id="5" name="Kép 4">
+                      <a:extLst>
+                        <a:ext uri="{FF2B5EF4-FFF2-40B4-BE49-F238E27FC236}">
+                          <a16:creationId xmlns:a16="http://schemas.microsoft.com/office/drawing/2014/main" id="{1E15E628-9E0F-49FA-AC49-43FA6D7E6C86}"/>
+                        </a:ext>
+                      </a:extLst>
+                    </pic:cNvPr>
+                    <pic:cNvPicPr>
+                      <a:picLocks noChangeAspect="1"/>
+                    </pic:cNvPicPr>
+                  </pic:nvPicPr>
+                  <pic:blipFill>
+                    <a:blip r:embed="rId14"/>
+                    <a:stretch>
+                      <a:fillRect/>
+                    </a:stretch>
+                  </pic:blipFill>
+                  <pic:spPr>
+                    <a:xfrm>
+                      <a:off x="0" y="0"/>
+                      <a:ext cx="5661371" cy="3038494"/>
+                    </a:xfrm>
+                    <a:prstGeom prst="rect">
+                      <a:avLst/>
+                    </a:prstGeom>
+                    <a:ln w="22225">
+                      <a:solidFill>
+                        <a:schemeClr val="tx1"/>
+                      </a:solidFill>
+                    </a:ln>
+                  </pic:spPr>
+                </pic:pic>
+              </a:graphicData>
+            </a:graphic>
+          </wp:inline>
+        </w:drawing>
+      </w:r>
+    </w:p>
+    <w:p>
+      <w:pPr>
+        <w:rPr>
+          <w:sz w:val="24"/>
+          <w:szCs w:val="24"/>
+        </w:rPr>
+      </w:pPr>
+      <w:r>
+        <w:rPr>
+          <w:noProof/>
+          <w:sz w:val="24"/>
+          <w:szCs w:val="24"/>
+        </w:rPr>
+        <w:lastRenderedPageBreak/>
+        <w:drawing>
+          <wp:inline distT="0" distB="0" distL="0" distR="0" wp14:anchorId="2BC8008D" wp14:editId="63AD7544">
+            <wp:extent cx="5694791" cy="3056431"/>
+            <wp:effectExtent l="38100" t="38100" r="39370" b="29845"/>
+            <wp:docPr id="4" name="Kép 3">
+              <a:extLst xmlns:a="http://schemas.openxmlformats.org/drawingml/2006/main">
+                <a:ext uri="{FF2B5EF4-FFF2-40B4-BE49-F238E27FC236}">
+                  <a16:creationId xmlns:a16="http://schemas.microsoft.com/office/drawing/2014/main" id="{9993D55E-11EE-412D-B969-F0E811D6D7E3}"/>
+                </a:ext>
+              </a:extLst>
+            </wp:docPr>
+            <wp:cNvGraphicFramePr>
+              <a:graphicFrameLocks xmlns:a="http://schemas.openxmlformats.org/drawingml/2006/main" noChangeAspect="1"/>
+            </wp:cNvGraphicFramePr>
+            <a:graphic xmlns:a="http://schemas.openxmlformats.org/drawingml/2006/main">
+              <a:graphicData uri="http://schemas.openxmlformats.org/drawingml/2006/picture">
+                <pic:pic xmlns:pic="http://schemas.openxmlformats.org/drawingml/2006/picture">
+                  <pic:nvPicPr>
+                    <pic:cNvPr id="4" name="Kép 3">
+                      <a:extLst>
+                        <a:ext uri="{FF2B5EF4-FFF2-40B4-BE49-F238E27FC236}">
+                          <a16:creationId xmlns:a16="http://schemas.microsoft.com/office/drawing/2014/main" id="{9993D55E-11EE-412D-B969-F0E811D6D7E3}"/>
+                        </a:ext>
+                      </a:extLst>
+                    </pic:cNvPr>
+                    <pic:cNvPicPr>
+                      <a:picLocks noChangeAspect="1"/>
+                    </pic:cNvPicPr>
+                  </pic:nvPicPr>
+                  <pic:blipFill>
+                    <a:blip r:embed="rId15"/>
+                    <a:stretch>
+                      <a:fillRect/>
+                    </a:stretch>
+                  </pic:blipFill>
+                  <pic:spPr>
+                    <a:xfrm>
+                      <a:off x="0" y="0"/>
+                      <a:ext cx="5707033" cy="3063001"/>
+                    </a:xfrm>
+                    <a:prstGeom prst="rect">
+                      <a:avLst/>
+                    </a:prstGeom>
+                    <a:ln w="22225">
+                      <a:solidFill>
+                        <a:schemeClr val="tx1"/>
+                      </a:solidFill>
+                    </a:ln>
+                  </pic:spPr>
+                </pic:pic>
+              </a:graphicData>
+            </a:graphic>
+          </wp:inline>
+        </w:drawing>
+      </w:r>
     </w:p>
     <w:sectPr>
       <w:pgSz w:w="11906" w:h="16838"/>
@@ -2502,6 +4180,56 @@
     </w:sectPr>
   </w:body>
 </w:document>
+</file>
+
+<file path=word/endnotes.xml><?xml version="1.0" encoding="utf-8"?>
+<w:endnotes xmlns:wpc="http://schemas.microsoft.com/office/word/2010/wordprocessingCanvas" xmlns:cx="http://schemas.microsoft.com/office/drawing/2014/chartex" xmlns:cx1="http://schemas.microsoft.com/office/drawing/2015/9/8/chartex" xmlns:cx2="http://schemas.microsoft.com/office/drawing/2015/10/21/chartex" xmlns:cx3="http://schemas.microsoft.com/office/drawing/2016/5/9/chartex" xmlns:cx4="http://schemas.microsoft.com/office/drawing/2016/5/10/chartex" xmlns:cx5="http://schemas.microsoft.com/office/drawing/2016/5/11/chartex" xmlns:cx6="http://schemas.microsoft.com/office/drawing/2016/5/12/chartex" xmlns:cx7="http://schemas.microsoft.com/office/drawing/2016/5/13/chartex" xmlns:cx8="http://schemas.microsoft.com/office/drawing/2016/5/14/chartex" xmlns:mc="http://schemas.openxmlformats.org/markup-compatibility/2006" xmlns:aink="http://schemas.microsoft.com/office/drawing/2016/ink" xmlns:am3d="http://schemas.microsoft.com/office/drawing/2017/model3d" xmlns:o="urn:schemas-microsoft-com:office:office" xmlns:r="http://schemas.openxmlformats.org/officeDocument/2006/relationships" xmlns:m="http://schemas.openxmlformats.org/officeDocument/2006/math" xmlns:v="urn:schemas-microsoft-com:vml" xmlns:wp14="http://schemas.microsoft.com/office/word/2010/wordprocessingDrawing" xmlns:wp="http://schemas.openxmlformats.org/drawingml/2006/wordprocessingDrawing" xmlns:w10="urn:schemas-microsoft-com:office:word" xmlns:w="http://schemas.openxmlformats.org/wordprocessingml/2006/main" xmlns:w14="http://schemas.microsoft.com/office/word/2010/wordml" xmlns:w15="http://schemas.microsoft.com/office/word/2012/wordml" xmlns:w16cex="http://schemas.microsoft.com/office/word/2018/wordml/cex" xmlns:w16cid="http://schemas.microsoft.com/office/word/2016/wordml/cid" xmlns:w16="http://schemas.microsoft.com/office/word/2018/wordml" xmlns:w16sdtdh="http://schemas.microsoft.com/office/word/2020/wordml/sdtdatahash" xmlns:w16se="http://schemas.microsoft.com/office/word/2015/wordml/symex" xmlns:wpg="http://schemas.microsoft.com/office/word/2010/wordprocessingGroup" xmlns:wpi="http://schemas.microsoft.com/office/word/2010/wordprocessingInk" xmlns:wne="http://schemas.microsoft.com/office/word/2006/wordml" xmlns:wps="http://schemas.microsoft.com/office/word/2010/wordprocessingShape" mc:Ignorable="w14 w15 w16se w16cid w16 w16cex w16sdtdh wp14">
+  <w:endnote w:type="separator" w:id="-1">
+    <w:p>
+      <w:pPr>
+        <w:spacing w:after="0" w:line="240" w:lineRule="auto"/>
+      </w:pPr>
+      <w:r>
+        <w:separator/>
+      </w:r>
+    </w:p>
+  </w:endnote>
+  <w:endnote w:type="continuationSeparator" w:id="0">
+    <w:p>
+      <w:pPr>
+        <w:spacing w:after="0" w:line="240" w:lineRule="auto"/>
+      </w:pPr>
+      <w:r>
+        <w:continuationSeparator/>
+      </w:r>
+    </w:p>
+  </w:endnote>
+</w:endnotes>
+</file>
+
+<file path=word/footnotes.xml><?xml version="1.0" encoding="utf-8"?>
+<w:footnotes xmlns:wpc="http://schemas.microsoft.com/office/word/2010/wordprocessingCanvas" xmlns:cx="http://schemas.microsoft.com/office/drawing/2014/chartex" xmlns:cx1="http://schemas.microsoft.com/office/drawing/2015/9/8/chartex" xmlns:cx2="http://schemas.microsoft.com/office/drawing/2015/10/21/chartex" xmlns:cx3="http://schemas.microsoft.com/office/drawing/2016/5/9/chartex" xmlns:cx4="http://schemas.microsoft.com/office/drawing/2016/5/10/chartex" xmlns:cx5="http://schemas.microsoft.com/office/drawing/2016/5/11/chartex" xmlns:cx6="http://schemas.microsoft.com/office/drawing/2016/5/12/chartex" xmlns:cx7="http://schemas.microsoft.com/office/drawing/2016/5/13/chartex" xmlns:cx8="http://schemas.microsoft.com/office/drawing/2016/5/14/chartex" xmlns:mc="http://schemas.openxmlformats.org/markup-compatibility/2006" xmlns:aink="http://schemas.microsoft.com/office/drawing/2016/ink" xmlns:am3d="http://schemas.microsoft.com/office/drawing/2017/model3d" xmlns:o="urn:schemas-microsoft-com:office:office" xmlns:r="http://schemas.openxmlformats.org/officeDocument/2006/relationships" xmlns:m="http://schemas.openxmlformats.org/officeDocument/2006/math" xmlns:v="urn:schemas-microsoft-com:vml" xmlns:wp14="http://schemas.microsoft.com/office/word/2010/wordprocessingDrawing" xmlns:wp="http://schemas.openxmlformats.org/drawingml/2006/wordprocessingDrawing" xmlns:w10="urn:schemas-microsoft-com:office:word" xmlns:w="http://schemas.openxmlformats.org/wordprocessingml/2006/main" xmlns:w14="http://schemas.microsoft.com/office/word/2010/wordml" xmlns:w15="http://schemas.microsoft.com/office/word/2012/wordml" xmlns:w16cex="http://schemas.microsoft.com/office/word/2018/wordml/cex" xmlns:w16cid="http://schemas.microsoft.com/office/word/2016/wordml/cid" xmlns:w16="http://schemas.microsoft.com/office/word/2018/wordml" xmlns:w16sdtdh="http://schemas.microsoft.com/office/word/2020/wordml/sdtdatahash" xmlns:w16se="http://schemas.microsoft.com/office/word/2015/wordml/symex" xmlns:wpg="http://schemas.microsoft.com/office/word/2010/wordprocessingGroup" xmlns:wpi="http://schemas.microsoft.com/office/word/2010/wordprocessingInk" xmlns:wne="http://schemas.microsoft.com/office/word/2006/wordml" xmlns:wps="http://schemas.microsoft.com/office/word/2010/wordprocessingShape" mc:Ignorable="w14 w15 w16se w16cid w16 w16cex w16sdtdh wp14">
+  <w:footnote w:type="separator" w:id="-1">
+    <w:p>
+      <w:pPr>
+        <w:spacing w:after="0" w:line="240" w:lineRule="auto"/>
+      </w:pPr>
+      <w:r>
+        <w:separator/>
+      </w:r>
+    </w:p>
+  </w:footnote>
+  <w:footnote w:type="continuationSeparator" w:id="0">
+    <w:p>
+      <w:pPr>
+        <w:spacing w:after="0" w:line="240" w:lineRule="auto"/>
+      </w:pPr>
+      <w:r>
+        <w:continuationSeparator/>
+      </w:r>
+    </w:p>
+  </w:footnote>
+</w:footnotes>
 </file>
 
 <file path=word/numbering.xml><?xml version="1.0" encoding="utf-8"?>
@@ -2596,9 +4324,9 @@
     </w:lvl>
   </w:abstractNum>
   <w:abstractNum w:abstractNumId="1" w15:restartNumberingAfterBreak="0">
-    <w:nsid w:val="67002C12"/>
+    <w:nsid w:val="579D6219"/>
     <w:multiLevelType w:val="hybridMultilevel"/>
-    <w:tmpl w:val="D7661EF8"/>
+    <w:tmpl w:val="4FF4A7BE"/>
     <w:lvl w:ilvl="0" w:tplc="040E0001">
       <w:start w:val="1"/>
       <w:numFmt w:val="bullet"/>
@@ -2709,6 +4437,119 @@
     </w:lvl>
   </w:abstractNum>
   <w:abstractNum w:abstractNumId="2" w15:restartNumberingAfterBreak="0">
+    <w:nsid w:val="67002C12"/>
+    <w:multiLevelType w:val="hybridMultilevel"/>
+    <w:tmpl w:val="D7661EF8"/>
+    <w:lvl w:ilvl="0" w:tplc="040E0001">
+      <w:start w:val="1"/>
+      <w:numFmt w:val="bullet"/>
+      <w:lvlText w:val=""/>
+      <w:lvlJc w:val="left"/>
+      <w:pPr>
+        <w:ind w:left="720" w:hanging="360"/>
+      </w:pPr>
+      <w:rPr>
+        <w:rFonts w:ascii="Symbol" w:hAnsi="Symbol" w:hint="default"/>
+      </w:rPr>
+    </w:lvl>
+    <w:lvl w:ilvl="1" w:tplc="040E0003" w:tentative="1">
+      <w:start w:val="1"/>
+      <w:numFmt w:val="bullet"/>
+      <w:lvlText w:val="o"/>
+      <w:lvlJc w:val="left"/>
+      <w:pPr>
+        <w:ind w:left="1440" w:hanging="360"/>
+      </w:pPr>
+      <w:rPr>
+        <w:rFonts w:ascii="Courier New" w:hAnsi="Courier New" w:cs="Courier New" w:hint="default"/>
+      </w:rPr>
+    </w:lvl>
+    <w:lvl w:ilvl="2" w:tplc="040E0005" w:tentative="1">
+      <w:start w:val="1"/>
+      <w:numFmt w:val="bullet"/>
+      <w:lvlText w:val=""/>
+      <w:lvlJc w:val="left"/>
+      <w:pPr>
+        <w:ind w:left="2160" w:hanging="360"/>
+      </w:pPr>
+      <w:rPr>
+        <w:rFonts w:ascii="Wingdings" w:hAnsi="Wingdings" w:hint="default"/>
+      </w:rPr>
+    </w:lvl>
+    <w:lvl w:ilvl="3" w:tplc="040E0001" w:tentative="1">
+      <w:start w:val="1"/>
+      <w:numFmt w:val="bullet"/>
+      <w:lvlText w:val=""/>
+      <w:lvlJc w:val="left"/>
+      <w:pPr>
+        <w:ind w:left="2880" w:hanging="360"/>
+      </w:pPr>
+      <w:rPr>
+        <w:rFonts w:ascii="Symbol" w:hAnsi="Symbol" w:hint="default"/>
+      </w:rPr>
+    </w:lvl>
+    <w:lvl w:ilvl="4" w:tplc="040E0003" w:tentative="1">
+      <w:start w:val="1"/>
+      <w:numFmt w:val="bullet"/>
+      <w:lvlText w:val="o"/>
+      <w:lvlJc w:val="left"/>
+      <w:pPr>
+        <w:ind w:left="3600" w:hanging="360"/>
+      </w:pPr>
+      <w:rPr>
+        <w:rFonts w:ascii="Courier New" w:hAnsi="Courier New" w:cs="Courier New" w:hint="default"/>
+      </w:rPr>
+    </w:lvl>
+    <w:lvl w:ilvl="5" w:tplc="040E0005" w:tentative="1">
+      <w:start w:val="1"/>
+      <w:numFmt w:val="bullet"/>
+      <w:lvlText w:val=""/>
+      <w:lvlJc w:val="left"/>
+      <w:pPr>
+        <w:ind w:left="4320" w:hanging="360"/>
+      </w:pPr>
+      <w:rPr>
+        <w:rFonts w:ascii="Wingdings" w:hAnsi="Wingdings" w:hint="default"/>
+      </w:rPr>
+    </w:lvl>
+    <w:lvl w:ilvl="6" w:tplc="040E0001" w:tentative="1">
+      <w:start w:val="1"/>
+      <w:numFmt w:val="bullet"/>
+      <w:lvlText w:val=""/>
+      <w:lvlJc w:val="left"/>
+      <w:pPr>
+        <w:ind w:left="5040" w:hanging="360"/>
+      </w:pPr>
+      <w:rPr>
+        <w:rFonts w:ascii="Symbol" w:hAnsi="Symbol" w:hint="default"/>
+      </w:rPr>
+    </w:lvl>
+    <w:lvl w:ilvl="7" w:tplc="040E0003" w:tentative="1">
+      <w:start w:val="1"/>
+      <w:numFmt w:val="bullet"/>
+      <w:lvlText w:val="o"/>
+      <w:lvlJc w:val="left"/>
+      <w:pPr>
+        <w:ind w:left="5760" w:hanging="360"/>
+      </w:pPr>
+      <w:rPr>
+        <w:rFonts w:ascii="Courier New" w:hAnsi="Courier New" w:cs="Courier New" w:hint="default"/>
+      </w:rPr>
+    </w:lvl>
+    <w:lvl w:ilvl="8" w:tplc="040E0005" w:tentative="1">
+      <w:start w:val="1"/>
+      <w:numFmt w:val="bullet"/>
+      <w:lvlText w:val=""/>
+      <w:lvlJc w:val="left"/>
+      <w:pPr>
+        <w:ind w:left="6480" w:hanging="360"/>
+      </w:pPr>
+      <w:rPr>
+        <w:rFonts w:ascii="Wingdings" w:hAnsi="Wingdings" w:hint="default"/>
+      </w:rPr>
+    </w:lvl>
+  </w:abstractNum>
+  <w:abstractNum w:abstractNumId="3" w15:restartNumberingAfterBreak="0">
     <w:nsid w:val="6E5F073B"/>
     <w:multiLevelType w:val="hybridMultilevel"/>
     <w:tmpl w:val="7A045BFC"/>
@@ -2797,7 +4638,7 @@
       </w:pPr>
     </w:lvl>
   </w:abstractNum>
-  <w:abstractNum w:abstractNumId="3" w15:restartNumberingAfterBreak="0">
+  <w:abstractNum w:abstractNumId="4" w15:restartNumberingAfterBreak="0">
     <w:nsid w:val="6ED07379"/>
     <w:multiLevelType w:val="hybridMultilevel"/>
     <w:tmpl w:val="E2B4A64A"/>
@@ -2887,15 +4728,18 @@
     </w:lvl>
   </w:abstractNum>
   <w:num w:numId="1">
-    <w:abstractNumId w:val="3"/>
+    <w:abstractNumId w:val="4"/>
   </w:num>
   <w:num w:numId="2">
     <w:abstractNumId w:val="0"/>
   </w:num>
   <w:num w:numId="3">
+    <w:abstractNumId w:val="3"/>
+  </w:num>
+  <w:num w:numId="4">
     <w:abstractNumId w:val="2"/>
   </w:num>
-  <w:num w:numId="4">
+  <w:num w:numId="5">
     <w:abstractNumId w:val="1"/>
   </w:num>
 </w:numbering>
@@ -3361,6 +5205,50 @@
       <w:contextualSpacing/>
     </w:pPr>
   </w:style>
+  <w:style w:type="paragraph" w:styleId="lfej">
+    <w:name w:val="header"/>
+    <w:basedOn w:val="Norml"/>
+    <w:link w:val="lfejChar"/>
+    <w:uiPriority w:val="99"/>
+    <w:unhideWhenUsed/>
+    <w:rsid w:val="00E11DE7"/>
+    <w:pPr>
+      <w:tabs>
+        <w:tab w:val="center" w:pos="4536"/>
+        <w:tab w:val="right" w:pos="9072"/>
+      </w:tabs>
+      <w:spacing w:after="0" w:line="240" w:lineRule="auto"/>
+    </w:pPr>
+  </w:style>
+  <w:style w:type="character" w:customStyle="1" w:styleId="lfejChar">
+    <w:name w:val="Élőfej Char"/>
+    <w:basedOn w:val="Bekezdsalapbettpusa"/>
+    <w:link w:val="lfej"/>
+    <w:uiPriority w:val="99"/>
+    <w:rsid w:val="00E11DE7"/>
+  </w:style>
+  <w:style w:type="paragraph" w:styleId="llb">
+    <w:name w:val="footer"/>
+    <w:basedOn w:val="Norml"/>
+    <w:link w:val="llbChar"/>
+    <w:uiPriority w:val="99"/>
+    <w:unhideWhenUsed/>
+    <w:rsid w:val="00E11DE7"/>
+    <w:pPr>
+      <w:tabs>
+        <w:tab w:val="center" w:pos="4536"/>
+        <w:tab w:val="right" w:pos="9072"/>
+      </w:tabs>
+      <w:spacing w:after="0" w:line="240" w:lineRule="auto"/>
+    </w:pPr>
+  </w:style>
+  <w:style w:type="character" w:customStyle="1" w:styleId="llbChar">
+    <w:name w:val="Élőláb Char"/>
+    <w:basedOn w:val="Bekezdsalapbettpusa"/>
+    <w:link w:val="llb"/>
+    <w:uiPriority w:val="99"/>
+    <w:rsid w:val="00E11DE7"/>
+  </w:style>
 </w:styles>
 </file>
 
